--- a/docs/Pack_Aliado_Gabriel_Barrios/docx/03_Contexto_Pitch.docx
+++ b/docs/Pack_Aliado_Gabriel_Barrios/docx/03_Contexto_Pitch.docx
@@ -83,7 +83,7 @@
         <w:rPr>
           <w:b/>
         </w:rPr>
-        <w:t>Stack reutilizado (~4 años):</w:t>
+        <w:t>Plataforma reutilizada (~4 años):</w:t>
       </w:r>
       <w:r>
         <w:t xml:space="preserve"> no empezamos de cero; riesgo técnico bajo, riesgo comercial alto.</w:t>
@@ -109,7 +109,7 @@
         <w:t>25/40/55 USD</w:t>
       </w:r>
       <w:r>
-        <w:t xml:space="preserve"> + % moderado sobre GMV — predecible y alineado al volumen de la farmacia.</w:t>
+        <w:t xml:space="preserve"> + % moderado sobre ventas en app — predecible y alineado al volumen de la farmacia.</w:t>
       </w:r>
     </w:p>
     <w:p>
@@ -123,7 +123,7 @@
         <w:t>Piloto completo desde Day-D:</w:t>
       </w:r>
       <w:r>
-        <w:t xml:space="preserve"> OTC + Rx + delivery partner; no recortamos el diferenciador.</w:t>
+        <w:t xml:space="preserve"> OTC + receta + delivery partner; no recortamos el diferenciador.</w:t>
       </w:r>
     </w:p>
     <w:p>
@@ -215,7 +215,7 @@
         <w:t>existente</w:t>
       </w:r>
       <w:r>
-        <w:t>, no “océano azul”; competimos por Rx, fee y pagos VE.</w:t>
+        <w:t>, no categoría inventada; competimos por receta, costo y pagos VE.</w:t>
       </w:r>
     </w:p>
     <w:p>
@@ -277,7 +277,7 @@
         <w:t>Tecnología validada:</w:t>
       </w:r>
       <w:r>
-        <w:t xml:space="preserve"> plataforma en staging con </w:t>
+        <w:t xml:space="preserve"> plataforma en entorno de prueba con </w:t>
       </w:r>
       <w:r>
         <w:rPr>
@@ -286,7 +286,7 @@
         <w:t>443 pruebas</w:t>
       </w:r>
       <w:r>
-        <w:t xml:space="preserve"> (onboarding, órdenes, pagos manuales VE, chat, notificaciones, validación Rx). </w:t>
+        <w:t xml:space="preserve"> (onboarding, órdenes, pagos manuales VE, chat, notificaciones, validación de receta). </w:t>
       </w:r>
       <w:r>
         <w:rPr>
@@ -307,7 +307,7 @@
         <w:t>Equipo técnico ya entrenado:</w:t>
       </w:r>
       <w:r>
-        <w:t xml:space="preserve"> el founder conoce el stack al detalle.</w:t>
+        <w:t xml:space="preserve"> el founder conoce la plataforma al detalle.</w:t>
       </w:r>
     </w:p>
     <w:p>
@@ -321,13 +321,13 @@
         <w:t>Riesgo de ejecución reducido:</w:t>
       </w:r>
       <w:r>
-        <w:t xml:space="preserve"> la capa farmacéutica diferenciadora (Rx, cadena de frío, farmacéutico colegiado) está </w:t>
+        <w:t xml:space="preserve"> la capa farmacéutica diferenciadora (receta, cadena de frío, farmacéutico colegiado) está </w:t>
       </w:r>
       <w:r>
         <w:rPr>
           <w:b/>
         </w:rPr>
-        <w:t>operativa en flujo core</w:t>
+        <w:t>operativa en flujo principal</w:t>
       </w:r>
       <w:r>
         <w:t>. Inventario por lotes / despacho FIFO queda para post-Day-D o M3+ — no prometer en conversaciones comerciales hasta cerrarlo.</w:t>
@@ -351,7 +351,7 @@
         <w:t>~4 años</w:t>
       </w:r>
       <w:r>
-        <w:t xml:space="preserve"> de desarrollo del stack — hoy en staging, release tiendas semanas 7–12 de Fase 0 — con </w:t>
+        <w:t xml:space="preserve"> de desarrollo — hoy en entorno de prueba, release en tiendas semanas 7–12 de Fase 0 — con </w:t>
       </w:r>
       <w:r>
         <w:rPr>
@@ -370,6 +370,27 @@
       </w:r>
       <w:r>
         <w:t>.</w:t>
+      </w:r>
+    </w:p>
+    <w:p>
+      <w:r/>
+      <w:r>
+        <w:rPr>
+          <w:b/>
+        </w:rPr>
+        <w:t>Riesgo que Gabriel puede cuestionar:</w:t>
+      </w:r>
+      <w:r>
+        <w:t xml:space="preserve"> «Si ya está hecho, ¿por qué necesitan capital?» Respuesta honesta: el producto está; falta </w:t>
+      </w:r>
+      <w:r>
+        <w:rPr>
+          <w:b/>
+        </w:rPr>
+        <w:t>legal, equipo comercial, onboarding de farmacias y tracción</w:t>
+      </w:r>
+      <w:r>
+        <w:t xml:space="preserve"> — el riesgo migró de ingeniería a ventas.</w:t>
       </w:r>
     </w:p>
     <w:p>
@@ -390,7 +411,7 @@
         <w:pStyle w:val="Heading2"/>
       </w:pPr>
       <w:r>
-        <w:t>2.1 Modelo de ingresos: híbrido cuota fija + fee sobre GMV (USD)</w:t>
+        <w:t>2.1 Modelo de ingresos: híbrido cuota fija + fee sobre ventas en app (USD)</w:t>
       </w:r>
     </w:p>
     <w:p>
@@ -444,10 +465,10 @@
         <w:rPr>
           <w:b/>
         </w:rPr>
-        <w:t>porcentaje moderado sobre GMV</w:t>
-      </w:r>
-      <w:r>
-        <w:t xml:space="preserve"> generado en la app (</w:t>
+        <w:t>porcentaje moderado sobre ventas en app</w:t>
+      </w:r>
+      <w:r>
+        <w:t xml:space="preserve"> (</w:t>
       </w:r>
       <w:r>
         <w:rPr>
@@ -508,7 +529,46 @@
         <w:t>Cadena:</w:t>
       </w:r>
       <w:r>
-        <w:t xml:space="preserve"> un nivel y una factura por RIF en piloto; GMV sumado de todas las sucursales en la app.</w:t>
+        <w:t xml:space="preserve"> un nivel y una factura por RIF en piloto; ventas sumadas de todas las sucursales en la app.</w:t>
+      </w:r>
+    </w:p>
+    <w:p>
+      <w:r/>
+      <w:r>
+        <w:rPr>
+          <w:b/>
+        </w:rPr>
+        <w:t>Ejemplo Valencia:</w:t>
+      </w:r>
+      <w:r>
+        <w:t xml:space="preserve"> farmacia Pro con </w:t>
+      </w:r>
+      <w:r>
+        <w:rPr>
+          <w:b/>
+        </w:rPr>
+        <w:t>USD 5.000/mes</w:t>
+      </w:r>
+      <w:r>
+        <w:t xml:space="preserve"> en ventas por app paga </w:t>
+      </w:r>
+      <w:r>
+        <w:rPr>
+          <w:b/>
+        </w:rPr>
+        <w:t>~USD 80/mes</w:t>
+      </w:r>
+      <w:r>
+        <w:t xml:space="preserve"> total (40 + 0,80% × 5.000). En PedidosYa al 30% pagaría </w:t>
+      </w:r>
+      <w:r>
+        <w:rPr>
+          <w:b/>
+        </w:rPr>
+        <w:t>~USD 1.500</w:t>
+      </w:r>
+      <w:r>
+        <w:t xml:space="preserve"> — diferencia que el dueño entiende en una calculadora.</w:t>
       </w:r>
     </w:p>
     <w:p>
@@ -520,7 +580,7 @@
         <w:t>Riesgo:</w:t>
       </w:r>
       <w:r>
-        <w:t xml:space="preserve"> sensibilidad al churn si el ticket total se percibe alto. Mitigaciones: % bajo vs competencia, comunicación clara de nivel, waiver en prueba.</w:t>
+        <w:t xml:space="preserve"> sensibilidad al churn si el ticket total se percibe alto. Mitigaciones: % bajo vs competencia, comunicación clara de nivel, waiver en prueba (2 meses sin cuota para primeras 10 farmacias piloto).</w:t>
       </w:r>
     </w:p>
     <w:p>
@@ -538,7 +598,7 @@
         <w:rPr>
           <w:b/>
         </w:rPr>
-        <w:t>ARPF ~USD 50/mes</w:t>
+        <w:t>ingreso medio ~USD 50/mes</w:t>
       </w:r>
       <w:r>
         <w:t xml:space="preserve"> como placeholder hasta datos de piloto.</w:t>
@@ -575,7 +635,7 @@
         <w:t>Day-D</w:t>
       </w:r>
       <w:r>
-        <w:t xml:space="preserve"> con flujos core operativos: paciente + farmacia + farmacéutico + empresa logística + agente repartidor. La última milla la ejecutan </w:t>
+        <w:t xml:space="preserve"> con flujos operativos completos: paciente + farmacia + farmacéutico + empresa logística + agente repartidor. La última milla la ejecutan </w:t>
       </w:r>
       <w:r>
         <w:rPr>
@@ -633,12 +693,12 @@
     </w:p>
     <w:p>
       <w:r>
-        <w:t>- La tecnología de los flujos core ya está construida. Reducir alcance (solo OTC sin Rx) no acelera el aprendizaje del diferenciador.</w:t>
+        <w:t>- La tecnología de los flujos core ya está construida. Reducir alcance (solo OTC sin receta) no acelera el aprendizaje del diferenciador.</w:t>
       </w:r>
     </w:p>
     <w:p>
       <w:r>
-        <w:t>- Si solo abrimos paciente + farmacia, no validamos el flujo Rx (diferenciador clave).</w:t>
+        <w:t>- Si solo abrimos paciente + farmacia, no validamos el flujo de receta (diferenciador clave).</w:t>
       </w:r>
     </w:p>
     <w:p>
@@ -656,6 +716,27 @@
       </w:r>
       <w:r>
         <w:t xml:space="preserve"> complejidad operativa alta el día 1. Mitigación: con 5–10 farmacias en mes 1 y 50–100 órdenes diarias, el founder + soporte pueden monitorear todos los flujos en vivo.</w:t>
+      </w:r>
+    </w:p>
+    <w:p>
+      <w:r/>
+      <w:r>
+        <w:rPr>
+          <w:b/>
+        </w:rPr>
+        <w:t>Riesgo local:</w:t>
+      </w:r>
+      <w:r>
+        <w:t xml:space="preserve"> en hora pico de farmacia en </w:t>
+      </w:r>
+      <w:r>
+        <w:rPr>
+          <w:b/>
+        </w:rPr>
+        <w:t>El Socorro</w:t>
+      </w:r>
+      <w:r>
+        <w:t>, el farmacéutico puede saturarse validando recetas digitales. Mitigación: SLA &lt;60 min en horario laboral; aviso al paciente si se demora.</w:t>
       </w:r>
     </w:p>
     <w:p>
@@ -875,7 +956,7 @@
         <w:t>~USD 112k</w:t>
       </w:r>
       <w:r>
-        <w:t xml:space="preserve"> para Fase 0 (~90 días) + 12 meses post-Day-D; one-shots ~14k; Co-CEO, 4 vendedores (base 350), Dev junior 600, HQ casa.</w:t>
+        <w:t xml:space="preserve"> para Fase 0 (~90 días) + 12 meses post-Day-D; gastos únicos ~14k; Co-CEO, 4 vendedores (base 350), Dev junior 600, HQ casa.</w:t>
       </w:r>
     </w:p>
     <w:p>
@@ -1122,7 +1203,7 @@
         <w:t>El Socorro</w:t>
       </w:r>
       <w:r>
-        <w:t xml:space="preserve"> (corredor vía Tocuyito) — con </w:t>
+        <w:t xml:space="preserve"> (corredor vía Tocuyito, referencia: frente a Ferretería Valcro) — con </w:t>
       </w:r>
       <w:r>
         <w:rPr>
@@ -1186,8 +1267,41 @@
       </w:r>
     </w:p>
     <w:p>
+      <w:r/>
+      <w:r>
+        <w:rPr>
+          <w:b/>
+        </w:rPr>
+        <w:t>Alternativa documentada:</w:t>
+      </w:r>
+      <w:r>
+        <w:t xml:space="preserve"> si el HQ queda en </w:t>
+      </w:r>
+      <w:r>
+        <w:rPr>
+          <w:b/>
+        </w:rPr>
+        <w:t>San Diego / Av. Bolívar Norte</w:t>
+      </w:r>
+      <w:r>
+        <w:t>, San Diego puede sustituir a Bella Florida con densidad equivalente.</w:t>
+      </w:r>
+    </w:p>
+    <w:p>
       <w:r>
         <w:t>Después del mes 3 se abre a Naguanagua, San Diego y resto de Valencia metro (SAM extendido 150–180 farmacias).</w:t>
+      </w:r>
+    </w:p>
+    <w:p>
+      <w:r/>
+      <w:r>
+        <w:rPr>
+          <w:b/>
+        </w:rPr>
+        <w:t>Riesgo:</w:t>
+      </w:r>
+      <w:r>
+        <w:t xml:space="preserve"> dos polos separados exigen logística bien calibrada — no asumir un solo «radio de 4 km». Gabriel puede validar si la distancia Bella Florida ↔ El Socorro es operable para un partner con 10 motos.</w:t>
       </w:r>
     </w:p>
     <w:p>
@@ -1212,7 +1326,7 @@
         <w:t>Decisión:</w:t>
       </w:r>
       <w:r>
-        <w:t xml:space="preserve"> calendario relativo. Cuando entre el dinero, contamos 90 días al Day-D.</w:t>
+        <w:t xml:space="preserve"> calendario relativo. Cuando entre el capital, contamos 90 días al Day-D.</w:t>
       </w:r>
     </w:p>
     <w:p>
@@ -1320,7 +1434,7 @@
     </w:p>
     <w:p>
       <w:r>
-        <w:t>- El founder conoce el stack móvil completo.</w:t>
+        <w:t>- El founder conoce la app completa.</w:t>
       </w:r>
     </w:p>
     <w:p>
@@ -1330,7 +1444,7 @@
     </w:p>
     <w:p>
       <w:r>
-        <w:t>- Primer hire post-PMF sería Product Designer.</w:t>
+        <w:t>- Primer hire post-tracción sería Product Designer.</w:t>
       </w:r>
     </w:p>
     <w:p>
@@ -1469,7 +1583,7 @@
               <w:rPr>
                 <w:sz w:val="20"/>
               </w:rPr>
-              <w:t>Agregador activo; comisión **20–30%** GMV; Zonix compite en costo total + Rx</w:t>
+              <w:t>Agregador activo; comisión **20–30%** ventas digitales; Zonix compite en costo total + receta</w:t>
             </w:r>
           </w:p>
         </w:tc>
@@ -1514,7 +1628,7 @@
         <w:pStyle w:val="Heading2"/>
       </w:pPr>
       <w:r>
-        <w:t>2.9 Posicionamiento (obviously-awesome)</w:t>
+        <w:t>2.9 Posicionamiento (mercado existente)</w:t>
       </w:r>
     </w:p>
     <w:tbl>
@@ -1612,7 +1726,7 @@
               <w:rPr>
                 <w:sz w:val="20"/>
               </w:rPr>
-              <w:t>Rx con farmacéutico de **cada** farmacia; uni-pharmacy; pagos VE; cuota + % GMV bajo</w:t>
+              <w:t>Receta con farmacéutico de **cada** farmacia; un carrito por farmacia; pagos VE; cuota + % bajo</w:t>
             </w:r>
           </w:p>
         </w:tc>
@@ -1640,7 +1754,7 @@
               <w:rPr>
                 <w:sz w:val="20"/>
               </w:rPr>
-              <w:t>Pedido confiable OTC/Rx + tracking sin que Zonix opere flota</w:t>
+              <w:t>Pedido confiable OTC/receta + tracking sin que Zonix opere flota</w:t>
             </w:r>
           </w:p>
         </w:tc>
@@ -1732,6 +1846,27 @@
     </w:tbl>
     <w:p/>
     <w:p>
+      <w:r/>
+      <w:r>
+        <w:rPr>
+          <w:b/>
+        </w:rPr>
+        <w:t>Por qué no decimos «océano azul»:</w:t>
+      </w:r>
+      <w:r>
+        <w:t xml:space="preserve"> en consultoría suena bien; en due diligence suena ingenuo. El pharma VE existe; Farmatodo factura; PedidosYa opera. Nosotros atacamos un </w:t>
+      </w:r>
+      <w:r>
+        <w:rPr>
+          <w:b/>
+        </w:rPr>
+        <w:t>segmento desatendido</w:t>
+      </w:r>
+      <w:r>
+        <w:t>.</w:t>
+      </w:r>
+    </w:p>
+    <w:p>
       <w:r>
         <w:t>────────────────────────────────────────</w:t>
       </w:r>
@@ -1741,7 +1876,7 @@
         <w:pStyle w:val="Heading2"/>
       </w:pPr>
       <w:r>
-        <w:t>2.10 Liquidez marketplace (chicken-and-egg)</w:t>
+        <w:t>2.10 Liquidez marketplace (oferta primero)</w:t>
       </w:r>
     </w:p>
     <w:p>
@@ -1961,7 +2096,7 @@
               <w:rPr>
                 <w:sz w:val="20"/>
               </w:rPr>
-              <w:t>Rampa a **≥97 activas** (DoD M6)</w:t>
+              <w:t>Rampa a **≥97 activas**</w:t>
             </w:r>
           </w:p>
         </w:tc>
@@ -2012,6 +2147,18 @@
       </w:r>
     </w:p>
     <w:p>
+      <w:r/>
+      <w:r>
+        <w:rPr>
+          <w:b/>
+        </w:rPr>
+        <w:t>Riesgo:</w:t>
+      </w:r>
+      <w:r>
+        <w:t xml:space="preserve"> demanda B2C más lenta que firmas B2B → ingresos por debajo del placeholder. Mitigación: QR en mostrador, referidos desde farmacia, recorte de publicidad si el costo por paciente es alto.</w:t>
+      </w:r>
+    </w:p>
+    <w:p>
       <w:r>
         <w:t>────────────────────────────────────────</w:t>
       </w:r>
@@ -2021,7 +2168,7 @@
         <w:pStyle w:val="Heading2"/>
       </w:pPr>
       <w:r>
-        <w:t>2.11 Moat y defensibilidad</w:t>
+        <w:t>2.11 Defensibilidad</w:t>
       </w:r>
     </w:p>
     <w:p>
@@ -2030,7 +2177,7 @@
         <w:rPr>
           <w:b/>
         </w:rPr>
-        <w:t>Early mover</w:t>
+        <w:t>Pionero</w:t>
       </w:r>
       <w:r>
         <w:t xml:space="preserve"> en independientes Valencia es </w:t>
@@ -2042,7 +2189,7 @@
         <w:t>ventaja de entrada</w:t>
       </w:r>
       <w:r>
-        <w:t>, no moat permanente.</w:t>
+        <w:t>, no barrera permanente.</w:t>
       </w:r>
     </w:p>
     <w:tbl>
@@ -2069,7 +2216,7 @@
                 <w:color w:val="FFFFFF"/>
                 <w:sz w:val="20"/>
               </w:rPr>
-              <w:t>Moat</w:t>
+              <w:t>Ventaja</w:t>
             </w:r>
           </w:p>
         </w:tc>
@@ -2116,7 +2263,7 @@
               <w:rPr>
                 <w:sz w:val="20"/>
               </w:rPr>
-              <w:t>**Flujo Rx integrado**</w:t>
+              <w:t>**Flujo de receta integrado**</w:t>
             </w:r>
           </w:p>
         </w:tc>
@@ -2157,7 +2304,7 @@
               <w:rPr>
                 <w:sz w:val="20"/>
               </w:rPr>
-              <w:t>**Switching cost operativo**</w:t>
+              <w:t>**Costo de cambio operativo**</w:t>
             </w:r>
           </w:p>
         </w:tc>
@@ -2198,7 +2345,7 @@
               <w:rPr>
                 <w:sz w:val="20"/>
               </w:rPr>
-              <w:t>**Uni-pharmacy + pagos VE**</w:t>
+              <w:t>**Un carrito por farmacia + pagos VE**</w:t>
             </w:r>
           </w:p>
         </w:tc>
@@ -2211,7 +2358,7 @@
               <w:rPr>
                 <w:sz w:val="20"/>
               </w:rPr>
-              <w:t>Un carrito por farmacia; Pago Móvil / Zelle / Binance</w:t>
+              <w:t>Checkout local sin procesador propio</w:t>
             </w:r>
           </w:p>
         </w:tc>
@@ -2252,7 +2399,7 @@
               <w:rPr>
                 <w:sz w:val="20"/>
               </w:rPr>
-              <w:t>Cuota 25/40/55 + % GMV bajo</w:t>
+              <w:t>Cuota 25/40/55 + % bajo</w:t>
             </w:r>
           </w:p>
         </w:tc>
@@ -2278,7 +2425,7 @@
         <w:rPr>
           <w:b/>
         </w:rPr>
-        <w:t>Lo que NO es moat hoy:</w:t>
+        <w:t>Lo que NO es ventaja hoy:</w:t>
       </w:r>
       <w:r>
         <w:t xml:space="preserve"> escala nacional, red de laboratorios, teleconsulta, integración IVSS — roadmap post-Day-D.</w:t>
@@ -2293,13 +2440,13 @@
         <w:t>Honestidad:</w:t>
       </w:r>
       <w:r>
-        <w:t xml:space="preserve"> Farmatodo podría lanzar marketplace propio en 18–24 meses; el moat defensible en M12 es </w:t>
+        <w:t xml:space="preserve"> Farmatodo podría lanzar marketplace propio en 18–24 meses; lo defendible en M12 es </w:t>
       </w:r>
       <w:r>
         <w:rPr>
           <w:b/>
         </w:rPr>
-        <w:t>relación B2B + flujo Rx + costo total</w:t>
+        <w:t>relación B2B + flujo de receta + costo total</w:t>
       </w:r>
       <w:r>
         <w:t xml:space="preserve"> en la zona piloto.</w:t>
@@ -2335,7 +2482,12 @@
     </w:p>
     <w:p>
       <w:r>
-        <w:t>- No prometemos teleconsulta médica (vertical adyacente, no MVP).</w:t>
+        <w:t>- No prometemos teleconsulta médica (vertical adyacente, no piloto).</w:t>
+      </w:r>
+    </w:p>
+    <w:p>
+      <w:r>
+        <w:t>- No prometemos ERP de inventario ni comparador de droguerías en año 1.</w:t>
       </w:r>
     </w:p>
     <w:p>
@@ -2422,7 +2574,7 @@
               <w:rPr>
                 <w:sz w:val="20"/>
               </w:rPr>
-              <w:t>**GMV**</w:t>
+              <w:t>**Ventas en app (GMV)**</w:t>
             </w:r>
           </w:p>
         </w:tc>
@@ -2530,7 +2682,7 @@
               <w:rPr>
                 <w:sz w:val="20"/>
               </w:rPr>
-              <w:t>**USD 1.000** (ARPF ~50 × ~20 meses)</w:t>
+              <w:t>**USD 1.000** (ingreso medio ~50 × ~20 meses)</w:t>
             </w:r>
           </w:p>
         </w:tc>
@@ -2709,7 +2861,7 @@
               <w:rPr>
                 <w:sz w:val="20"/>
               </w:rPr>
-              <w:t>**Break-even**</w:t>
+              <w:t>**Equilibrio mensual**</w:t>
             </w:r>
           </w:p>
         </w:tc>
@@ -2832,7 +2984,7 @@
               <w:rPr>
                 <w:sz w:val="20"/>
               </w:rPr>
-              <w:t>**ARPF**</w:t>
+              <w:t>**Ingreso medio por farmacia**</w:t>
             </w:r>
           </w:p>
         </w:tc>
@@ -2845,7 +2997,7 @@
               <w:rPr>
                 <w:sz w:val="20"/>
               </w:rPr>
-              <w:t>Ingreso promedio por farmacia</w:t>
+              <w:t>Promedio mensual por farmacia activa</w:t>
             </w:r>
           </w:p>
         </w:tc>
@@ -2903,7 +3055,7 @@
         <w:t>Confiado</w:t>
       </w:r>
       <w:r>
-        <w:t xml:space="preserve"> sobre lo hecho: “443 pruebas, ~4 años de stack; staging hoy, tiendas semanas 7–12”.</w:t>
+        <w:t xml:space="preserve"> sobre lo hecho: “443 pruebas, ~4 años de plataforma; entorno de prueba hoy, tiendas semanas 7–12”.</w:t>
       </w:r>
     </w:p>
     <w:p>
@@ -3015,10 +3167,24 @@
         <w:rPr>
           <w:b/>
         </w:rPr>
-        <w:t>¿El posicionamiento “mercado existente, no océano azul”</w:t>
+        <w:t>¿El posicionamiento “mercado existente, no categoría nueva”</w:t>
       </w:r>
       <w:r>
         <w:t xml:space="preserve"> comunica bien la oportunidad a un consultor de negocios en Valencia, o suena demasiado conservador?</w:t>
+      </w:r>
+    </w:p>
+    <w:p>
+      <w:r>
+        <w:t xml:space="preserve">5. </w:t>
+      </w:r>
+      <w:r>
+        <w:rPr>
+          <w:b/>
+        </w:rPr>
+        <w:t>¿La decisión de no contratar farmacéutico interno</w:t>
+      </w:r>
+      <w:r>
+        <w:t xml:space="preserve"> es obvia para quien conoce el sector local, o conviene explicarla más en reuniones con farmacias?</w:t>
       </w:r>
     </w:p>
     <w:p>
@@ -3051,10 +3217,10 @@
         <w:rPr>
           <w:b/>
         </w:rPr>
-        <w:t>ARPF ~USD 50/mes</w:t>
-      </w:r>
-      <w:r>
-        <w:t xml:space="preserve"> es placeholder hasta GMV piloto real.</w:t>
+        <w:t>ingreso medio ~USD 50/mes</w:t>
+      </w:r>
+      <w:r>
+        <w:t xml:space="preserve"> es placeholder hasta ventas piloto reales.</w:t>
       </w:r>
     </w:p>
     <w:p>

--- a/docs/Pack_Aliado_Gabriel_Barrios/docx/03_Contexto_Pitch.docx
+++ b/docs/Pack_Aliado_Gabriel_Barrios/docx/03_Contexto_Pitch.docx
@@ -3,68 +3,43 @@
 <w:document xmlns:wpc="http://schemas.microsoft.com/office/word/2010/wordprocessingCanvas" xmlns:mo="http://schemas.microsoft.com/office/mac/office/2008/main" xmlns:mc="http://schemas.openxmlformats.org/markup-compatibility/2006" xmlns:mv="urn:schemas-microsoft-com:mac:vml" xmlns:o="urn:schemas-microsoft-com:office:office" xmlns:r="http://schemas.openxmlformats.org/officeDocument/2006/relationships" xmlns:m="http://schemas.openxmlformats.org/officeDocument/2006/math" xmlns:v="urn:schemas-microsoft-com:vml" xmlns:wp14="http://schemas.microsoft.com/office/word/2010/wordprocessingDrawing" xmlns:wp="http://schemas.openxmlformats.org/drawingml/2006/wordprocessingDrawing" xmlns:w10="urn:schemas-microsoft-com:office:word" xmlns:w="http://schemas.openxmlformats.org/wordprocessingml/2006/main" xmlns:w14="http://schemas.microsoft.com/office/word/2010/wordml" xmlns:wpg="http://schemas.microsoft.com/office/word/2010/wordprocessingGroup" xmlns:wpi="http://schemas.microsoft.com/office/word/2010/wordprocessingInk" xmlns:wne="http://schemas.microsoft.com/office/word/2006/wordml" xmlns:wps="http://schemas.microsoft.com/office/word/2010/wordprocessingShape" mc:Ignorable="w14 wp14">
   <w:body>
     <w:p>
-      <w:r/>
       <w:r>
         <w:rPr>
-          <w:b/>
+          <w:i/>
         </w:rPr>
-        <w:t>Para:</w:t>
-      </w:r>
-      <w:r>
-        <w:t xml:space="preserve"> Gabriel Barrios — Grupo Morr (Valencia, Venezuela)  </w:t>
+        <w:t>**Espejo Pack Aliado** (sync v6 7-ago-2026) desde Lanzamiento. Canon Excel v4 SAFE **237.412**; pricing **45/60/70 + %GMV 8/7/5**.</w:t>
       </w:r>
     </w:p>
     <w:p>
-      <w:r/>
-      <w:r>
-        <w:rPr>
-          <w:b/>
-        </w:rPr>
-        <w:t>De:</w:t>
-      </w:r>
-      <w:r>
-        <w:t xml:space="preserve"> Abrahan Pulido — Founder / CEO / CTO, Zonix Pharma  </w:t>
+      <w:pPr>
+        <w:pStyle w:val="Title"/>
+      </w:pPr>
+      <w:r>
+        <w:t>Contexto del pitch y decisiones tomadas</w:t>
       </w:r>
     </w:p>
     <w:p>
-      <w:r/>
       <w:r>
         <w:rPr>
-          <w:b/>
+          <w:i/>
         </w:rPr>
-        <w:t>Fecha:</w:t>
-      </w:r>
-      <w:r>
-        <w:t xml:space="preserve"> junio 2026  </w:t>
+        <w:t>**Última actualización:** 7 agosto 2026 (decisión **2.13** evidencia de mercado post-500; anclas Lean **237.412**).</w:t>
       </w:r>
     </w:p>
     <w:p>
-      <w:r/>
       <w:r>
         <w:rPr>
-          <w:b/>
+          <w:i/>
         </w:rPr>
-        <w:t>Qué es este documento:</w:t>
-      </w:r>
-      <w:r>
-        <w:t xml:space="preserve"> las decisiones estratégicas que tomamos sobre cómo posicionar Zonix Pharma, qué decimos, qué no decimos, y por qué elegimos cada parámetro del modelo — para que entiendas el “por qué” detrás del pitch.  </w:t>
+        <w:t>Documento que captura las decisiones del founder (usuario) sobre cómo se posiciona Zonix Pharma frente a un inversor, qué se dice, qué no, y por qué se eligió cada parámetro del modelo.</w:t>
       </w:r>
     </w:p>
     <w:p>
-      <w:r/>
       <w:r>
         <w:rPr>
-          <w:b/>
+          <w:i/>
         </w:rPr>
-        <w:t>No es solicitud de inversión</w:t>
-      </w:r>
-      <w:r>
-        <w:t xml:space="preserve"> por defecto — incluye referencias a capital solo como contexto de las decisiones tomadas.</w:t>
-      </w:r>
-    </w:p>
-    <w:p>
-      <w:r>
-        <w:t>────────────────────────────────────────</w:t>
+        <w:t>**Lección:** [APRENDIZAJE_500_EVIDENCIA_MERCADO.md](APRENDIZAJE_500_EVIDENCIA_MERCADO.md).</w:t>
       </w:r>
     </w:p>
     <w:p>
@@ -72,128 +47,104 @@
         <w:pStyle w:val="Heading1"/>
       </w:pPr>
       <w:r>
-        <w:t>En 60 segundos</w:t>
+        <w:t>1. Tecnología base reutilizada (Zonix Pharma)</w:t>
       </w:r>
     </w:p>
     <w:p>
-      <w:r>
-        <w:t xml:space="preserve">- </w:t>
-      </w:r>
+      <w:r/>
       <w:r>
         <w:rPr>
           <w:b/>
         </w:rPr>
-        <w:t>Plataforma reutilizada (~4 años):</w:t>
-      </w:r>
-      <w:r>
-        <w:t xml:space="preserve"> no empezamos de cero; riesgo técnico bajo, riesgo comercial alto.</w:t>
-      </w:r>
-    </w:p>
-    <w:p>
-      <w:r>
-        <w:t xml:space="preserve">- </w:t>
+        <w:t>Zonix Pharma</w:t>
+      </w:r>
+      <w:r>
+        <w:t xml:space="preserve"> es la </w:t>
       </w:r>
       <w:r>
         <w:rPr>
           <w:b/>
         </w:rPr>
-        <w:t>Ingresos:</w:t>
-      </w:r>
-      <w:r>
-        <w:t xml:space="preserve"> cuota fija </w:t>
+        <w:t>verticalización del stack propio</w:t>
+      </w:r>
+      <w:r>
+        <w:t xml:space="preserve"> (Laravel + Flutter + MySQL) con </w:t>
       </w:r>
       <w:r>
         <w:rPr>
           <w:b/>
         </w:rPr>
-        <w:t>25/40/55 USD</w:t>
-      </w:r>
-      <w:r>
-        <w:t xml:space="preserve"> + % moderado sobre ventas en app — predecible y alineado al volumen de la farmacia.</w:t>
-      </w:r>
-    </w:p>
-    <w:p>
-      <w:r>
-        <w:t xml:space="preserve">- </w:t>
+        <w:t>~4 años</w:t>
+      </w:r>
+      <w:r>
+        <w:t xml:space="preserve"> de iteración —incluida etapa previa de </w:t>
       </w:r>
       <w:r>
         <w:rPr>
           <w:b/>
         </w:rPr>
-        <w:t>Piloto completo desde Day-D:</w:t>
-      </w:r>
-      <w:r>
-        <w:t xml:space="preserve"> OTC + receta + delivery partner; no recortamos el diferenciador.</w:t>
-      </w:r>
-    </w:p>
-    <w:p>
-      <w:r>
-        <w:t xml:space="preserve">- </w:t>
+        <w:t>delivery B2C</w:t>
+      </w:r>
+      <w:r>
+        <w:t xml:space="preserve"> sobre el mismo núcleo— ahora orientada a </w:t>
       </w:r>
       <w:r>
         <w:rPr>
           <w:b/>
         </w:rPr>
-        <w:t>Capital Lean ~112k</w:t>
-      </w:r>
-      <w:r>
-        <w:t xml:space="preserve"> / SAFE cap </w:t>
+        <w:t>farmacia</w:t>
+      </w:r>
+      <w:r>
+        <w:t>. Esto importa porque significa:</w:t>
+      </w:r>
+    </w:p>
+    <w:p>
+      <w:r>
+        <w:t xml:space="preserve">- </w:t>
       </w:r>
       <w:r>
         <w:rPr>
           <w:b/>
         </w:rPr>
-        <w:t>600.000</w:t>
-      </w:r>
-      <w:r>
-        <w:t xml:space="preserve"> — Fase 0 (90 días) + 12 meses post-lanzamiento.</w:t>
-      </w:r>
-    </w:p>
-    <w:p>
-      <w:r>
-        <w:t xml:space="preserve">- </w:t>
+        <w:t>Tecnología validada:</w:t>
+      </w:r>
+      <w:r>
+        <w:t xml:space="preserve"> backend en </w:t>
       </w:r>
       <w:r>
         <w:rPr>
           <w:b/>
         </w:rPr>
-        <w:t>Zona piloto:</w:t>
-      </w:r>
-      <w:r>
-        <w:t xml:space="preserve"> Bella Florida + El Socorro (Valencia metro); </w:t>
+        <w:t>staging/VPS</w:t>
+      </w:r>
+      <w:r>
+        <w:t xml:space="preserve"> con </w:t>
       </w:r>
       <w:r>
         <w:rPr>
           <w:b/>
         </w:rPr>
-        <w:t>226 farmacias</w:t>
-      </w:r>
-      <w:r>
-        <w:t xml:space="preserve"> en el área.</w:t>
-      </w:r>
-    </w:p>
-    <w:p>
-      <w:r>
-        <w:t xml:space="preserve">- </w:t>
+        <w:t>443 tests</w:t>
+      </w:r>
+      <w:r>
+        <w:t xml:space="preserve"> (onboarding, órdenes, pagos manuales VE, KYC, chat, FCM, broadcast). </w:t>
       </w:r>
       <w:r>
         <w:rPr>
           <w:b/>
         </w:rPr>
-        <w:t>Equipo lean:</w:t>
-      </w:r>
-      <w:r>
-        <w:t xml:space="preserve"> founder cubre CEO+CTO; farmacéutico </w:t>
+        <w:t>Re-ejecutar y citar commit</w:t>
+      </w:r>
+      <w:r>
+        <w:t xml:space="preserve"> en [VOLCADO_RESPUESTAS_CUESTIONARIO.md](VOLCADO_RESPUESTAS_CUESTIONARIO.md) §1.2 pre-reunión ([REGISTRO_PENDIENTES_PACK.md](REGISTRO_PENDIENTES_PACK.md) P0-06). </w:t>
       </w:r>
       <w:r>
         <w:rPr>
           <w:b/>
         </w:rPr>
-        <w:t>por farmacia aliada</w:t>
-      </w:r>
-      <w:r>
-        <w:t>, no interno.</w:t>
-      </w:r>
+        <w:t>No estamos empezando desde cero.</w:t>
+      </w:r>
+      <w:r/>
     </w:p>
     <w:p>
       <w:r>
@@ -203,24 +154,153 @@
         <w:rPr>
           <w:b/>
         </w:rPr>
-        <w:t>Posicionamiento:</w:t>
-      </w:r>
-      <w:r>
-        <w:t xml:space="preserve"> mercado </w:t>
+        <w:t>Equipo técnico ya entrenado:</w:t>
+      </w:r>
+      <w:r>
+        <w:t xml:space="preserve"> el founder conoce el stack al detalle.</w:t>
+      </w:r>
+    </w:p>
+    <w:p>
+      <w:r>
+        <w:t xml:space="preserve">- </w:t>
       </w:r>
       <w:r>
         <w:rPr>
           <w:b/>
         </w:rPr>
-        <w:t>existente</w:t>
-      </w:r>
-      <w:r>
-        <w:t>, no categoría inventada; competimos por receta, costo y pagos VE.</w:t>
+        <w:t>Riesgo de ejecución reducido:</w:t>
+      </w:r>
+      <w:r>
+        <w:t xml:space="preserve"> la capa farmacéutica diferenciadora (Rx, cadena de frío, farmacéutico colegiado) está </w:t>
+      </w:r>
+      <w:r>
+        <w:rPr>
+          <w:b/>
+        </w:rPr>
+        <w:t>operativa en flujo core</w:t>
+      </w:r>
+      <w:r>
+        <w:t xml:space="preserve"> y documentada en [`../PLAN_RX_VALIDATION.md`](../PLAN_RX_VALIDATION.md) y [`../PLAN_REGULATORIO_PHARMA_VE.md`](../PLAN_REGULATORIO_PHARMA_VE.md). </w:t>
+      </w:r>
+      <w:r>
+        <w:rPr>
+          <w:b/>
+        </w:rPr>
+        <w:t>Inventario por lotes (`medicine_lots`) / despacho FIFO:</w:t>
+      </w:r>
+      <w:r>
+        <w:t xml:space="preserve"> esquema de datos y referencias en repo; </w:t>
+      </w:r>
+      <w:r>
+        <w:rPr>
+          <w:b/>
+        </w:rPr>
+        <w:t>UI y despacho FIFO en operación</w:t>
+      </w:r>
+      <w:r>
+        <w:t xml:space="preserve"> quedan para </w:t>
+      </w:r>
+      <w:r>
+        <w:rPr>
+          <w:b/>
+        </w:rPr>
+        <w:t>post-Day-D o M3+</w:t>
+      </w:r>
+      <w:r>
+        <w:t xml:space="preserve"> — no prometer módulo de lotes en pitch hasta cerrarlo ([ALINEACION_LANZAMIENTO_VS_PRODUCTO_2026-05.md](ALINEACION_LANZAMIENTO_VS_PRODUCTO_2026-05.md)).</w:t>
       </w:r>
     </w:p>
     <w:p>
-      <w:r>
-        <w:t>────────────────────────────────────────</w:t>
+      <w:r/>
+      <w:r>
+        <w:rPr>
+          <w:b/>
+        </w:rPr>
+        <w:t>Mensaje para el inversor:</w:t>
+      </w:r>
+      <w:r>
+        <w:t xml:space="preserve"> "compramos </w:t>
+      </w:r>
+      <w:r>
+        <w:rPr>
+          <w:b/>
+        </w:rPr>
+        <w:t>~4 años</w:t>
+      </w:r>
+      <w:r>
+        <w:t xml:space="preserve"> de desarrollo del stack — hoy en </w:t>
+      </w:r>
+      <w:r>
+        <w:rPr>
+          <w:b/>
+        </w:rPr>
+        <w:t>staging</w:t>
+      </w:r>
+      <w:r>
+        <w:t xml:space="preserve">, release tiendas </w:t>
+      </w:r>
+      <w:r>
+        <w:rPr>
+          <w:b/>
+        </w:rPr>
+        <w:t>T+7–12</w:t>
+      </w:r>
+      <w:r>
+        <w:t xml:space="preserve"> Fase 0 — con </w:t>
+      </w:r>
+      <w:r>
+        <w:rPr>
+          <w:b/>
+        </w:rPr>
+        <w:t>USD 237.412</w:t>
+      </w:r>
+      <w:r>
+        <w:t xml:space="preserve"> de runway </w:t>
+      </w:r>
+      <w:r>
+        <w:rPr>
+          <w:b/>
+        </w:rPr>
+        <w:t>Lean</w:t>
+      </w:r>
+      <w:r>
+        <w:t xml:space="preserve"> (Fase 0 + 12 meses post-Day-D); cash M12 </w:t>
+      </w:r>
+      <w:r>
+        <w:rPr>
+          <w:b/>
+        </w:rPr>
+        <w:t>246.231</w:t>
+      </w:r>
+      <w:r>
+        <w:t xml:space="preserve"> (esc.1: 187.152 + FCF +59.079)" ([MODELO_FINANCIERO_ZONIX_PHARMA.md](MODELO_FINANCIERO_ZONIX_PHARMA.md); incluye </w:t>
+      </w:r>
+      <w:r>
+        <w:rPr>
+          <w:b/>
+        </w:rPr>
+        <w:t>Co-CEO</w:t>
+      </w:r>
+      <w:r>
+        <w:t xml:space="preserve"> + </w:t>
+      </w:r>
+      <w:r>
+        <w:rPr>
+          <w:b/>
+        </w:rPr>
+        <w:t>Dev junior</w:t>
+      </w:r>
+      <w:r>
+        <w:t xml:space="preserve"> + </w:t>
+      </w:r>
+      <w:r>
+        <w:rPr>
+          <w:b/>
+        </w:rPr>
+        <w:t>4× Sales</w:t>
+      </w:r>
+      <w:r>
+        <w:t>).</w:t>
       </w:r>
     </w:p>
     <w:p>
@@ -228,181 +308,6 @@
         <w:pStyle w:val="Heading1"/>
       </w:pPr>
       <w:r>
-        <w:t>1. Tecnología base reutilizada</w:t>
-      </w:r>
-    </w:p>
-    <w:p>
-      <w:r/>
-      <w:r>
-        <w:rPr>
-          <w:b/>
-        </w:rPr>
-        <w:t>Zonix Pharma</w:t>
-      </w:r>
-      <w:r>
-        <w:t xml:space="preserve"> es la verticalización del stack propio (backend + app móvil + base de datos) con </w:t>
-      </w:r>
-      <w:r>
-        <w:rPr>
-          <w:b/>
-        </w:rPr>
-        <w:t>~4 años</w:t>
-      </w:r>
-      <w:r>
-        <w:t xml:space="preserve"> de iteración — incluida etapa previa de delivery B2C sobre el mismo núcleo — ahora orientada a </w:t>
-      </w:r>
-      <w:r>
-        <w:rPr>
-          <w:b/>
-        </w:rPr>
-        <w:t>farmacia</w:t>
-      </w:r>
-      <w:r>
-        <w:t>.</w:t>
-      </w:r>
-    </w:p>
-    <w:p>
-      <w:r>
-        <w:t>Esto importa porque significa:</w:t>
-      </w:r>
-    </w:p>
-    <w:p>
-      <w:r>
-        <w:t xml:space="preserve">- </w:t>
-      </w:r>
-      <w:r>
-        <w:rPr>
-          <w:b/>
-        </w:rPr>
-        <w:t>Tecnología validada:</w:t>
-      </w:r>
-      <w:r>
-        <w:t xml:space="preserve"> plataforma en entorno de prueba con </w:t>
-      </w:r>
-      <w:r>
-        <w:rPr>
-          <w:b/>
-        </w:rPr>
-        <w:t>443 pruebas</w:t>
-      </w:r>
-      <w:r>
-        <w:t xml:space="preserve"> (onboarding, órdenes, pagos manuales VE, chat, notificaciones, validación de receta). </w:t>
-      </w:r>
-      <w:r>
-        <w:rPr>
-          <w:b/>
-        </w:rPr>
-        <w:t>No estamos empezando desde cero.</w:t>
-      </w:r>
-      <w:r/>
-    </w:p>
-    <w:p>
-      <w:r>
-        <w:t xml:space="preserve">- </w:t>
-      </w:r>
-      <w:r>
-        <w:rPr>
-          <w:b/>
-        </w:rPr>
-        <w:t>Equipo técnico ya entrenado:</w:t>
-      </w:r>
-      <w:r>
-        <w:t xml:space="preserve"> el founder conoce la plataforma al detalle.</w:t>
-      </w:r>
-    </w:p>
-    <w:p>
-      <w:r>
-        <w:t xml:space="preserve">- </w:t>
-      </w:r>
-      <w:r>
-        <w:rPr>
-          <w:b/>
-        </w:rPr>
-        <w:t>Riesgo de ejecución reducido:</w:t>
-      </w:r>
-      <w:r>
-        <w:t xml:space="preserve"> la capa farmacéutica diferenciadora (receta, cadena de frío, farmacéutico colegiado) está </w:t>
-      </w:r>
-      <w:r>
-        <w:rPr>
-          <w:b/>
-        </w:rPr>
-        <w:t>operativa en flujo principal</w:t>
-      </w:r>
-      <w:r>
-        <w:t>. Inventario por lotes / despacho FIFO queda para post-Day-D o M3+ — no prometer en conversaciones comerciales hasta cerrarlo.</w:t>
-      </w:r>
-    </w:p>
-    <w:p>
-      <w:r/>
-      <w:r>
-        <w:rPr>
-          <w:b/>
-        </w:rPr>
-        <w:t>Mensaje clave:</w:t>
-      </w:r>
-      <w:r>
-        <w:t xml:space="preserve"> compramos </w:t>
-      </w:r>
-      <w:r>
-        <w:rPr>
-          <w:b/>
-        </w:rPr>
-        <w:t>~4 años</w:t>
-      </w:r>
-      <w:r>
-        <w:t xml:space="preserve"> de desarrollo — hoy en entorno de prueba, release en tiendas semanas 7–12 de Fase 0 — con </w:t>
-      </w:r>
-      <w:r>
-        <w:rPr>
-          <w:b/>
-        </w:rPr>
-        <w:t>~USD 112k</w:t>
-      </w:r>
-      <w:r>
-        <w:t xml:space="preserve"> de runway Lean 12 meses post-Day-D + colchón cierre año 1 </w:t>
-      </w:r>
-      <w:r>
-        <w:rPr>
-          <w:b/>
-        </w:rPr>
-        <w:t>~USD 40.831</w:t>
-      </w:r>
-      <w:r>
-        <w:t>.</w:t>
-      </w:r>
-    </w:p>
-    <w:p>
-      <w:r/>
-      <w:r>
-        <w:rPr>
-          <w:b/>
-        </w:rPr>
-        <w:t>Riesgo que Gabriel puede cuestionar:</w:t>
-      </w:r>
-      <w:r>
-        <w:t xml:space="preserve"> «Si ya está hecho, ¿por qué necesitan capital?» Respuesta honesta: el producto está; falta </w:t>
-      </w:r>
-      <w:r>
-        <w:rPr>
-          <w:b/>
-        </w:rPr>
-        <w:t>legal, equipo comercial, onboarding de farmacias y tracción</w:t>
-      </w:r>
-      <w:r>
-        <w:t xml:space="preserve"> — el riesgo migró de ingeniería a ventas.</w:t>
-      </w:r>
-    </w:p>
-    <w:p>
-      <w:r>
-        <w:t>────────────────────────────────────────</w:t>
-      </w:r>
-    </w:p>
-    <w:p>
-      <w:pPr>
-        <w:pStyle w:val="Heading1"/>
-      </w:pPr>
-      <w:r>
         <w:t>2. Decisiones tomadas y por qué</w:t>
       </w:r>
     </w:p>
@@ -411,7 +316,7 @@
         <w:pStyle w:val="Heading2"/>
       </w:pPr>
       <w:r>
-        <w:t>2.1 Modelo de ingresos: híbrido cuota fija + fee sobre ventas en app (USD)</w:t>
+        <w:t>2.1 Modelo de ingresos: híbrido cuota fija + fee sobre GMV (USD)</w:t>
       </w:r>
     </w:p>
     <w:p>
@@ -423,7 +328,16 @@
         <w:t>Decisión:</w:t>
       </w:r>
       <w:r>
-        <w:t xml:space="preserve"> Cobro B2B en dos partes: (1) </w:t>
+        <w:t xml:space="preserve"> Cobro </w:t>
+      </w:r>
+      <w:r>
+        <w:rPr>
+          <w:b/>
+        </w:rPr>
+        <w:t>B2B en dos partes:</w:t>
+      </w:r>
+      <w:r>
+        <w:t xml:space="preserve"> (1) </w:t>
       </w:r>
       <w:r>
         <w:rPr>
@@ -438,7 +352,7 @@
         <w:rPr>
           <w:b/>
         </w:rPr>
-        <w:t>USD 25</w:t>
+        <w:t>USD 45</w:t>
       </w:r>
       <w:r>
         <w:t xml:space="preserve"> / Pro </w:t>
@@ -447,7 +361,7 @@
         <w:rPr>
           <w:b/>
         </w:rPr>
-        <w:t>USD 40</w:t>
+        <w:t>USD 60</w:t>
       </w:r>
       <w:r>
         <w:t xml:space="preserve"> / Enterprise </w:t>
@@ -456,7 +370,7 @@
         <w:rPr>
           <w:b/>
         </w:rPr>
-        <w:t>USD 55</w:t>
+        <w:t>USD 70</w:t>
       </w:r>
       <w:r>
         <w:t xml:space="preserve">); (2) </w:t>
@@ -465,19 +379,19 @@
         <w:rPr>
           <w:b/>
         </w:rPr>
-        <w:t>porcentaje moderado sobre ventas en app</w:t>
-      </w:r>
-      <w:r>
-        <w:t xml:space="preserve"> (</w:t>
+        <w:t>porcentaje sobre GMV</w:t>
+      </w:r>
+      <w:r>
+        <w:t xml:space="preserve"> generado en la app por mes calendario (</w:t>
       </w:r>
       <w:r>
         <w:rPr>
           <w:b/>
         </w:rPr>
-        <w:t>0,60% / 0,80% / 1,00%</w:t>
-      </w:r>
-      <w:r>
-        <w:t xml:space="preserve"> según banda).</w:t>
+        <w:t>8% / 7% / 5%</w:t>
+      </w:r>
+      <w:r>
+        <w:t xml:space="preserve"> según banda). Bandas de GMV, ascenso/descenso, RIF agregado, primer mes parcial, piloto y reclamos: [PROPUESTA_VALOR_CLIENTE_B2B.md](PROPUESTA_VALOR_CLIENTE_B2B.md) §5 y [PLAN_METODOS_PAGO.md](PLAN_METODOS_PAGO.md) §2.3–§4.2.</w:t>
       </w:r>
     </w:p>
     <w:p>
@@ -501,7 +415,43 @@
         <w:t>Predecible vs. agregadores:</w:t>
       </w:r>
       <w:r>
-        <w:t xml:space="preserve"> los % de Zonix están en fracciones de punto a ~1%, no en el rango 25–35% de PedidosYa; la cuota fija da piso de ingreso.</w:t>
+        <w:t xml:space="preserve"> los % de </w:t>
+      </w:r>
+      <w:r>
+        <w:rPr>
+          <w:b/>
+        </w:rPr>
+        <w:t>Zonix Pharma</w:t>
+      </w:r>
+      <w:r>
+        <w:t xml:space="preserve"> están en </w:t>
+      </w:r>
+      <w:r>
+        <w:rPr>
+          <w:b/>
+        </w:rPr>
+        <w:t>5–8%</w:t>
+      </w:r>
+      <w:r>
+        <w:t xml:space="preserve"> GMV (esc.1) más cuota fija </w:t>
+      </w:r>
+      <w:r>
+        <w:rPr>
+          <w:b/>
+        </w:rPr>
+        <w:t>45/60/70</w:t>
+      </w:r>
+      <w:r>
+        <w:t xml:space="preserve">, por debajo del rango 25-35% de Rappi/PedidosYa; en volumen Pro típico (~USD 3.000 GMV) el costo es </w:t>
+      </w:r>
+      <w:r>
+        <w:rPr>
+          <w:b/>
+        </w:rPr>
+        <w:t>~64% menor</w:t>
+      </w:r>
+      <w:r>
+        <w:t xml:space="preserve"> que una comisión agregador al 25%.</w:t>
       </w:r>
     </w:p>
     <w:p>
@@ -515,7 +465,70 @@
         <w:t>Alineación:</w:t>
       </w:r>
       <w:r>
-        <w:t xml:space="preserve"> el fee variable crece con el volumen que la farmacia mueve en Zonix; política de dos meses consecutivos para cambiar de nivel reduce saltos por un mes atípico.</w:t>
+        <w:t xml:space="preserve"> el fee variable crece con el volumen que la farmacia mueve en </w:t>
+      </w:r>
+      <w:r>
+        <w:rPr>
+          <w:b/>
+        </w:rPr>
+        <w:t>Zonix Pharma</w:t>
+      </w:r>
+      <w:r>
+        <w:t xml:space="preserve">; la política de </w:t>
+      </w:r>
+      <w:r>
+        <w:rPr>
+          <w:b/>
+        </w:rPr>
+        <w:t>dos meses consecutivos</w:t>
+      </w:r>
+      <w:r>
+        <w:t xml:space="preserve"> para cambiar de nivel reduce saltos por un mes atípico. </w:t>
+      </w:r>
+      <w:r>
+        <w:rPr>
+          <w:b/>
+        </w:rPr>
+        <w:t>Solo el GMV</w:t>
+      </w:r>
+      <w:r>
+        <w:t xml:space="preserve"> define Basic / Pro / Enterprise (sin topes por órdenes o SKU). En </w:t>
+      </w:r>
+      <w:r>
+        <w:rPr>
+          <w:b/>
+        </w:rPr>
+        <w:t>M</w:t>
+      </w:r>
+      <w:r>
+        <w:t xml:space="preserve"> y </w:t>
+      </w:r>
+      <w:r>
+        <w:rPr>
+          <w:b/>
+        </w:rPr>
+        <w:t>M+1</w:t>
+      </w:r>
+      <w:r>
+        <w:t xml:space="preserve"> de comprobación se </w:t>
+      </w:r>
+      <w:r>
+        <w:rPr>
+          <w:b/>
+        </w:rPr>
+        <w:t>sigue cobrando la tarifa del nivel anterior</w:t>
+      </w:r>
+      <w:r>
+        <w:t xml:space="preserve">; la nueva tarifa aplica desde </w:t>
+      </w:r>
+      <w:r>
+        <w:rPr>
+          <w:b/>
+        </w:rPr>
+        <w:t>M+2</w:t>
+      </w:r>
+      <w:r>
+        <w:t xml:space="preserve"> (§5.4 B2B).</w:t>
       </w:r>
     </w:p>
     <w:p>
@@ -529,46 +542,25 @@
         <w:t>Cadena:</w:t>
       </w:r>
       <w:r>
-        <w:t xml:space="preserve"> un nivel y una factura por RIF en piloto; ventas sumadas de todas las sucursales en la app.</w:t>
-      </w:r>
-    </w:p>
-    <w:p>
-      <w:r/>
+        <w:t xml:space="preserve"> </w:t>
+      </w:r>
       <w:r>
         <w:rPr>
           <w:b/>
         </w:rPr>
-        <w:t>Ejemplo Valencia:</w:t>
-      </w:r>
-      <w:r>
-        <w:t xml:space="preserve"> farmacia Pro con </w:t>
+        <w:t>un nivel y una factura por RIF</w:t>
+      </w:r>
+      <w:r>
+        <w:t xml:space="preserve"> en piloto; GMV </w:t>
       </w:r>
       <w:r>
         <w:rPr>
           <w:b/>
         </w:rPr>
-        <w:t>USD 5.000/mes</w:t>
-      </w:r>
-      <w:r>
-        <w:t xml:space="preserve"> en ventas por app paga </w:t>
-      </w:r>
-      <w:r>
-        <w:rPr>
-          <w:b/>
-        </w:rPr>
-        <w:t>~USD 80/mes</w:t>
-      </w:r>
-      <w:r>
-        <w:t xml:space="preserve"> total (40 + 0,80% × 5.000). En PedidosYa al 30% pagaría </w:t>
-      </w:r>
-      <w:r>
-        <w:rPr>
-          <w:b/>
-        </w:rPr>
-        <w:t>~USD 1.500</w:t>
-      </w:r>
-      <w:r>
-        <w:t xml:space="preserve"> — diferencia que el dueño entiende en una calculadora.</w:t>
+        <w:t>sumado</w:t>
+      </w:r>
+      <w:r>
+        <w:t xml:space="preserve"> de todas las sucursales en la app; dashboard desglosado por sucursal.</w:t>
       </w:r>
     </w:p>
     <w:p>
@@ -580,7 +572,7 @@
         <w:t>Riesgo:</w:t>
       </w:r>
       <w:r>
-        <w:t xml:space="preserve"> sensibilidad al churn si el ticket total se percibe alto. Mitigaciones: % bajo vs competencia, comunicación clara de nivel, waiver en prueba (2 meses sin cuota para primeras 10 farmacias piloto).</w:t>
+        <w:t xml:space="preserve"> sensibilidad al churn si el ticket total se percibe alto. Mitigaciones: % bajo vs competencia, comunicación clara de nivel (§5.4), waiver en prueba, tope/cap comercial opcional en roadmap si el mercado lo exige.</w:t>
       </w:r>
     </w:p>
     <w:p>
@@ -592,21 +584,25 @@
         <w:t>Nota:</w:t>
       </w:r>
       <w:r>
-        <w:t xml:space="preserve"> las proyecciones usan </w:t>
+        <w:t xml:space="preserve"> el modelo de lanzamiento es el </w:t>
       </w:r>
       <w:r>
         <w:rPr>
           <w:b/>
         </w:rPr>
-        <w:t>ingreso medio ~USD 50/mes</w:t>
-      </w:r>
-      <w:r>
-        <w:t xml:space="preserve"> como placeholder hasta datos de piloto.</w:t>
-      </w:r>
-    </w:p>
-    <w:p>
-      <w:r>
-        <w:t>────────────────────────────────────────</w:t>
+        <w:t>híbrido</w:t>
+      </w:r>
+      <w:r>
+        <w:t xml:space="preserve"> (§2.1). Las proyecciones usan </w:t>
+      </w:r>
+      <w:r>
+        <w:rPr>
+          <w:b/>
+        </w:rPr>
+        <w:t>ARPF placeholder</w:t>
+      </w:r>
+      <w:r>
+        <w:t xml:space="preserve"> hasta datos de piloto.</w:t>
       </w:r>
     </w:p>
     <w:p>
@@ -635,7 +631,43 @@
         <w:t>Day-D</w:t>
       </w:r>
       <w:r>
-        <w:t xml:space="preserve"> con flujos operativos completos: paciente + farmacia + farmacéutico + empresa logística + agente repartidor. La última milla la ejecutan </w:t>
+        <w:t xml:space="preserve"> con </w:t>
+      </w:r>
+      <w:r>
+        <w:rPr>
+          <w:b/>
+        </w:rPr>
+        <w:t>flujos core</w:t>
+      </w:r>
+      <w:r>
+        <w:t xml:space="preserve"> operativos: Buyer + Pharmacy + Pharmacist + logística </w:t>
+      </w:r>
+      <w:r>
+        <w:rPr>
+          <w:b/>
+        </w:rPr>
+        <w:t>`delivery_company`</w:t>
+      </w:r>
+      <w:r>
+        <w:t xml:space="preserve"> + </w:t>
+      </w:r>
+      <w:r>
+        <w:rPr>
+          <w:b/>
+        </w:rPr>
+        <w:t>`delivery_agent`</w:t>
+      </w:r>
+      <w:r>
+        <w:t xml:space="preserve"> (sin rol `delivery` autónomo en app). La </w:t>
+      </w:r>
+      <w:r>
+        <w:rPr>
+          <w:b/>
+        </w:rPr>
+        <w:t>última milla</w:t>
+      </w:r>
+      <w:r>
+        <w:t xml:space="preserve"> la ejecutan </w:t>
       </w:r>
       <w:r>
         <w:rPr>
@@ -644,7 +676,16 @@
         <w:t>empresa(s) partner</w:t>
       </w:r>
       <w:r>
-        <w:t xml:space="preserve"> bajo contrato marco; Zonix </w:t>
+        <w:t xml:space="preserve"> bajo </w:t>
+      </w:r>
+      <w:r>
+        <w:rPr>
+          <w:b/>
+        </w:rPr>
+        <w:t>concesión o contrato marco</w:t>
+      </w:r>
+      <w:r>
+        <w:t xml:space="preserve">; Zonix </w:t>
       </w:r>
       <w:r>
         <w:rPr>
@@ -653,7 +694,7 @@
         <w:t>no</w:t>
       </w:r>
       <w:r>
-        <w:t xml:space="preserve"> opera flota propia.</w:t>
+        <w:t xml:space="preserve"> opera flota propia ([PROPUESTA_VALOR_TERCER_LADO.md](PROPUESTA_VALOR_TERCER_LADO.md); [PLAN_MODULO_OPERATIVO_CLAVE.md](PLAN_MODULO_OPERATIVO_CLAVE.md) §1.1).</w:t>
       </w:r>
     </w:p>
     <w:p>
@@ -662,23 +703,28 @@
         <w:rPr>
           <w:b/>
         </w:rPr>
-        <w:t>Fuera de alcance explícito en piloto (no prometer):</w:t>
-      </w:r>
-      <w:r/>
-    </w:p>
-    <w:p>
-      <w:r>
-        <w:t>- Inventario por lotes FIFO en panel farmacia.</w:t>
-      </w:r>
-    </w:p>
-    <w:p>
-      <w:r>
-        <w:t>- Release público en tiendas sin cerrar checklist Fase 0.</w:t>
-      </w:r>
-    </w:p>
-    <w:p>
-      <w:r>
-        <w:t>- Escala masiva de sustancias controladas más allá de casos acotados.</w:t>
+        <w:t>Fuera de alcance explícito en piloto (no prometer en pitch):</w:t>
+      </w:r>
+      <w:r>
+        <w:t xml:space="preserve"> inventario por </w:t>
+      </w:r>
+      <w:r>
+        <w:rPr>
+          <w:b/>
+        </w:rPr>
+        <w:t>lotes FIFO</w:t>
+      </w:r>
+      <w:r>
+        <w:t xml:space="preserve"> en panel farmacia; release público en tiendas sin cerrar checklist Fase 0 (Firebase OTP, keystore, revisión Play/App Store); escala masiva de </w:t>
+      </w:r>
+      <w:r>
+        <w:rPr>
+          <w:b/>
+        </w:rPr>
+        <w:t>sustancias controladas</w:t>
+      </w:r>
+      <w:r>
+        <w:t xml:space="preserve"> más allá de casos acotados con farmacéutico real.</w:t>
       </w:r>
     </w:p>
     <w:p>
@@ -693,17 +739,17 @@
     </w:p>
     <w:p>
       <w:r>
-        <w:t>- La tecnología de los flujos core ya está construida. Reducir alcance (solo OTC sin receta) no acelera el aprendizaje del diferenciador.</w:t>
+        <w:t>- La tecnología de los flujos core ya está construida. Reducir el alcance (p. ej. solo OTC sin Rx) no acelera el aprendizaje del diferenciador.</w:t>
       </w:r>
     </w:p>
     <w:p>
       <w:r>
-        <w:t>- Si solo abrimos paciente + farmacia, no validamos el flujo de receta (diferenciador clave).</w:t>
+        <w:t>- Si solo abrimos Buyer + Pharmacy, no validamos el flujo Rx (que es el diferenciador clave).</w:t>
       </w:r>
     </w:p>
     <w:p>
       <w:r>
-        <w:t>- Si no abrimos empresa logística, no validamos el caso multi-repartidor.</w:t>
+        <w:t>- Si no abrimos Delivery Company, no validamos el caso multi-repartidor que Farmatodo no tiene resuelto digitalmente.</w:t>
       </w:r>
     </w:p>
     <w:p>
@@ -715,33 +761,7 @@
         <w:t>Trade-off:</w:t>
       </w:r>
       <w:r>
-        <w:t xml:space="preserve"> complejidad operativa alta el día 1. Mitigación: con 5–10 farmacias en mes 1 y 50–100 órdenes diarias, el founder + soporte pueden monitorear todos los flujos en vivo.</w:t>
-      </w:r>
-    </w:p>
-    <w:p>
-      <w:r/>
-      <w:r>
-        <w:rPr>
-          <w:b/>
-        </w:rPr>
-        <w:t>Riesgo local:</w:t>
-      </w:r>
-      <w:r>
-        <w:t xml:space="preserve"> en hora pico de farmacia en </w:t>
-      </w:r>
-      <w:r>
-        <w:rPr>
-          <w:b/>
-        </w:rPr>
-        <w:t>El Socorro</w:t>
-      </w:r>
-      <w:r>
-        <w:t>, el farmacéutico puede saturarse validando recetas digitales. Mitigación: SLA &lt;60 min en horario laboral; aviso al paciente si se demora.</w:t>
-      </w:r>
-    </w:p>
-    <w:p>
-      <w:r>
-        <w:t>────────────────────────────────────────</w:t>
+        <w:t xml:space="preserve"> la complejidad operativa de día 1 es alta. Mitigación: con sólo 5-10 farmacias en mes 1 y 50-100 órdenes diarias, el founder + Customer Support pueden monitorear todos los flujos en vivo.</w:t>
       </w:r>
     </w:p>
     <w:p>
@@ -749,7 +769,28 @@
         <w:pStyle w:val="Heading2"/>
       </w:pPr>
       <w:r>
-        <w:t>2.3 Capital pedido: tiers Lean / Base / Growth</w:t>
+        <w:t>2.3 Capital pedido: ask único Lean</w:t>
+      </w:r>
+    </w:p>
+    <w:p>
+      <w:r/>
+      <w:r>
+        <w:rPr>
+          <w:b/>
+        </w:rPr>
+        <w:t>Decisión (v4 / 26 jul 2026):</w:t>
+      </w:r>
+      <w:r>
+        <w:t xml:space="preserve"> ask único </w:t>
+      </w:r>
+      <w:r>
+        <w:rPr>
+          <w:b/>
+        </w:rPr>
+        <w:t>Lean USD 237.412</w:t>
+      </w:r>
+      <w:r>
+        <w:t xml:space="preserve"> — canon Excel.</w:t>
       </w:r>
     </w:p>
     <w:tbl>
@@ -823,7 +864,7 @@
               <w:rPr>
                 <w:sz w:val="20"/>
               </w:rPr>
-              <w:t>**Lean (bootstrap Carabobo)**</w:t>
+              <w:t>**Lean (bootstrap Carabobo) v4 Excel — ask único**</w:t>
             </w:r>
           </w:p>
         </w:tc>
@@ -836,7 +877,7 @@
               <w:rPr>
                 <w:sz w:val="20"/>
               </w:rPr>
-              <w:t>**~USD 112k**</w:t>
+              <w:t>**USD 237.412**</w:t>
             </w:r>
           </w:p>
         </w:tc>
@@ -849,89 +890,7 @@
               <w:rPr>
                 <w:sz w:val="20"/>
               </w:rPr>
-              <w:t>Fase 0 + 12 meses post-Day-D; 4 vendedores @ 350 + dev junior</w:t>
-            </w:r>
-          </w:p>
-        </w:tc>
-      </w:tr>
-      <w:tr>
-        <w:tc>
-          <w:tcPr>
-            <w:tcW w:type="dxa" w:w="2880"/>
-          </w:tcPr>
-          <w:p>
-            <w:r>
-              <w:rPr>
-                <w:sz w:val="20"/>
-              </w:rPr>
-              <w:t>**Base (recomendado)**</w:t>
-            </w:r>
-          </w:p>
-        </w:tc>
-        <w:tc>
-          <w:tcPr>
-            <w:tcW w:type="dxa" w:w="2880"/>
-          </w:tcPr>
-          <w:p>
-            <w:r>
-              <w:rPr>
-                <w:sz w:val="20"/>
-              </w:rPr>
-              <w:t>**~USD 157k**</w:t>
-            </w:r>
-          </w:p>
-        </w:tc>
-        <w:tc>
-          <w:tcPr>
-            <w:tcW w:type="dxa" w:w="2880"/>
-          </w:tcPr>
-          <w:p>
-            <w:r>
-              <w:rPr>
-                <w:sz w:val="20"/>
-              </w:rPr>
-              <w:t>Sueldos mercado 400, diseñador + Google Ads B2B, asesor regulatorio</w:t>
-            </w:r>
-          </w:p>
-        </w:tc>
-      </w:tr>
-      <w:tr>
-        <w:tc>
-          <w:tcPr>
-            <w:tcW w:type="dxa" w:w="2880"/>
-          </w:tcPr>
-          <w:p>
-            <w:r>
-              <w:rPr>
-                <w:sz w:val="20"/>
-              </w:rPr>
-              <w:t>**Growth**</w:t>
-            </w:r>
-          </w:p>
-        </w:tc>
-        <w:tc>
-          <w:tcPr>
-            <w:tcW w:type="dxa" w:w="2880"/>
-          </w:tcPr>
-          <w:p>
-            <w:r>
-              <w:rPr>
-                <w:sz w:val="20"/>
-              </w:rPr>
-              <w:t>**~USD 187k**</w:t>
-            </w:r>
-          </w:p>
-        </w:tc>
-        <w:tc>
-          <w:tcPr>
-            <w:tcW w:type="dxa" w:w="2880"/>
-          </w:tcPr>
-          <w:p>
-            <w:r>
-              <w:rPr>
-                <w:sz w:val="20"/>
-              </w:rPr>
-              <w:t>Dev senior + colchón ~20k</w:t>
+              <w:t>Fase 0 **50.260** + burn **172.152** + reserva **15.000**; **CEO** + Founder + Co-CEO + **4× Sales @ 350** + Dev **1.000**</w:t>
             </w:r>
           </w:p>
         </w:tc>
@@ -944,19 +903,55 @@
         <w:rPr>
           <w:b/>
         </w:rPr>
-        <w:t>Lean — detalle:</w:t>
-      </w:r>
-      <w:r>
-        <w:t xml:space="preserve"> </w:t>
+        <w:t>Lean — detalle v4 Excel:</w:t>
+      </w:r>
+      <w:r>
+        <w:t xml:space="preserve"> one-shots </w:t>
       </w:r>
       <w:r>
         <w:rPr>
           <w:b/>
         </w:rPr>
-        <w:t>~USD 112k</w:t>
-      </w:r>
-      <w:r>
-        <w:t xml:space="preserve"> para Fase 0 (~90 días) + 12 meses post-Day-D; gastos únicos ~14k; Co-CEO, 4 vendedores (base 350), Dev junior 600, HQ casa.</w:t>
+        <w:t>22.365</w:t>
+      </w:r>
+      <w:r>
+        <w:t xml:space="preserve"> (legal+intro+HQ CapEx); operativa Fase 0 </w:t>
+      </w:r>
+      <w:r>
+        <w:rPr>
+          <w:b/>
+        </w:rPr>
+        <w:t>27.895</w:t>
+      </w:r>
+      <w:r>
+        <w:t xml:space="preserve">; caja Day-D </w:t>
+      </w:r>
+      <w:r>
+        <w:rPr>
+          <w:b/>
+        </w:rPr>
+        <w:t>187.152</w:t>
+      </w:r>
+      <w:r>
+        <w:t xml:space="preserve">; equity ref. </w:t>
+      </w:r>
+      <w:r>
+        <w:rPr>
+          <w:b/>
+        </w:rPr>
+        <w:t>~39,57%</w:t>
+      </w:r>
+      <w:r>
+        <w:t xml:space="preserve"> con cap </w:t>
+      </w:r>
+      <w:r>
+        <w:rPr>
+          <w:b/>
+        </w:rPr>
+        <w:t>600k</w:t>
+      </w:r>
+      <w:r>
+        <w:t>. Fuente: [`MODELO_FINANCIERO_ZONIX_PHARMA.xlsx`](MODELO_FINANCIERO_ZONIX_PHARMA.xlsx) · [BRIEF_UNA_PAGINA.md](BRIEF_UNA_PAGINA.md).</w:t>
       </w:r>
     </w:p>
     <w:p>
@@ -965,42 +960,49 @@
         <w:rPr>
           <w:b/>
         </w:rPr>
-        <w:t>Pitch a inversores (referencia):</w:t>
-      </w:r>
-      <w:r>
-        <w:t xml:space="preserve"> cerrar en </w:t>
+        <w:t>Awareness (Lean):</w:t>
+      </w:r>
+      <w:r>
+        <w:t xml:space="preserve"> Meta pre-Day-D en mkt pre (</w:t>
       </w:r>
       <w:r>
         <w:rPr>
           <w:b/>
         </w:rPr>
-        <w:t>Lean ~112k</w:t>
-      </w:r>
-      <w:r>
-        <w:t xml:space="preserve"> (Valencia) u orientar a </w:t>
+        <w:t>~2.250</w:t>
+      </w:r>
+      <w:r>
+        <w:t xml:space="preserve"> / 3 meses); post-Day-D Meta </w:t>
       </w:r>
       <w:r>
         <w:rPr>
           <w:b/>
         </w:rPr>
-        <w:t>Base ~157k</w:t>
-      </w:r>
-      <w:r>
-        <w:t xml:space="preserve"> o </w:t>
-      </w:r>
+        <w:t>650</w:t>
+      </w:r>
+      <w:r>
+        <w:t>/mes + valla desde M3.</w:t>
+      </w:r>
+    </w:p>
+    <w:p>
+      <w:r/>
       <w:r>
         <w:rPr>
           <w:b/>
         </w:rPr>
-        <w:t>Growth ~187k</w:t>
-      </w:r>
-      <w:r>
-        <w:t xml:space="preserve"> según apetito.</w:t>
-      </w:r>
-    </w:p>
-    <w:p>
-      <w:r>
-        <w:t>────────────────────────────────────────</w:t>
+        <w:t>Pitch:</w:t>
+      </w:r>
+      <w:r>
+        <w:t xml:space="preserve"> cerrar en </w:t>
+      </w:r>
+      <w:r>
+        <w:rPr>
+          <w:b/>
+        </w:rPr>
+        <w:t>Lean USD 237.412</w:t>
+      </w:r>
+      <w:r>
+        <w:t xml:space="preserve"> (Valencia).</w:t>
       </w:r>
     </w:p>
     <w:p>
@@ -1020,31 +1022,22 @@
         <w:t>Decisión:</w:t>
       </w:r>
       <w:r>
-        <w:t xml:space="preserve"> SAFE post-money cap según tier — </w:t>
+        <w:t xml:space="preserve"> SAFE post-money cap ref. </w:t>
       </w:r>
       <w:r>
         <w:rPr>
           <w:b/>
         </w:rPr>
-        <w:t>600k (Lean ~112k)</w:t>
-      </w:r>
-      <w:r>
-        <w:t xml:space="preserve"> · </w:t>
+        <w:t>600k (Lean 237.412)</w:t>
+      </w:r>
+      <w:r>
+        <w:t xml:space="preserve"> → equity </w:t>
       </w:r>
       <w:r>
         <w:rPr>
           <w:b/>
         </w:rPr>
-        <w:t>~913k (Base ~157k)</w:t>
-      </w:r>
-      <w:r>
-        <w:t xml:space="preserve"> · </w:t>
-      </w:r>
-      <w:r>
-        <w:rPr>
-          <w:b/>
-        </w:rPr>
-        <w:t>~1,2M (Growth ~187k)</w:t>
+        <w:t>~39,57%</w:t>
       </w:r>
       <w:r>
         <w:t>.</w:t>
@@ -1071,7 +1064,7 @@
         <w:t>Simple:</w:t>
       </w:r>
       <w:r>
-        <w:t xml:space="preserve"> un documento corto; no requiere abogado en NY ni fondo institucional.</w:t>
+        <w:t xml:space="preserve"> un documento de 5 páginas. No requiere abogado en NY ni fondo institucional.</w:t>
       </w:r>
     </w:p>
     <w:p>
@@ -1082,10 +1075,10 @@
         <w:rPr>
           <w:b/>
         </w:rPr>
-        <w:t>Sin valuación prematura:</w:t>
-      </w:r>
-      <w:r>
-        <w:t xml:space="preserve"> Zonix no tiene revenue todavía; valorar hoy sería arbitrario.</w:t>
+        <w:t>Sin valuación:</w:t>
+      </w:r>
+      <w:r>
+        <w:t xml:space="preserve"> Zonix Pharma no tiene revenue todavía; valorarla hoy sería arbitrario y se haría daño al founder o al inversor según hacia dónde se equivoque.</w:t>
       </w:r>
     </w:p>
     <w:p>
@@ -1113,7 +1106,7 @@
         <w:t>Convierte en la próxima ronda:</w:t>
       </w:r>
       <w:r>
-        <w:t xml:space="preserve"> cuando llegue Serie A con valuación de mercado, el SAFE convierte automáticamente.</w:t>
+        <w:t xml:space="preserve"> cuando llegue una serie A/B con valuación de mercado, el SAFE convierte automáticamente.</w:t>
       </w:r>
     </w:p>
     <w:p>
@@ -1127,12 +1120,12 @@
         <w:t>Estándar internacional:</w:t>
       </w:r>
       <w:r>
-        <w:t xml:space="preserve"> template Y Combinator.</w:t>
+        <w:t xml:space="preserve"> Y Combinator publica el template gratis ([fuente](https://www.ycombinator.com/documents)).</w:t>
       </w:r>
     </w:p>
     <w:p>
       <w:r>
-        <w:t>────────────────────────────────────────</w:t>
+        <w:t>Detalle de mecánica del SAFE en [ESTRUCTURA_LEGAL_Y_EQUITY.md](ESTRUCTURA_LEGAL_Y_EQUITY.md).</w:t>
       </w:r>
     </w:p>
     <w:p>
@@ -1176,16 +1169,16 @@
         <w:t>Densidad farmacéutica:</w:t>
       </w:r>
       <w:r>
-        <w:t xml:space="preserve"> Valencia metro tiene </w:t>
+        <w:t xml:space="preserve"> Valencia metro tiene 226 farmacias ([Saas](https://www.saasvenezuela.com/)). El piloto usa </w:t>
       </w:r>
       <w:r>
         <w:rPr>
           <w:b/>
         </w:rPr>
-        <w:t>226 farmacias</w:t>
-      </w:r>
-      <w:r>
-        <w:t xml:space="preserve">. El piloto usa dos focos — </w:t>
+        <w:t>dos focos</w:t>
+      </w:r>
+      <w:r>
+        <w:t xml:space="preserve"> en el área metropolitana — </w:t>
       </w:r>
       <w:r>
         <w:rPr>
@@ -1203,16 +1196,61 @@
         <w:t>El Socorro</w:t>
       </w:r>
       <w:r>
-        <w:t xml:space="preserve"> (corredor vía Tocuyito, referencia: frente a Ferretería Valcro) — con </w:t>
+        <w:t xml:space="preserve"> (corredor </w:t>
       </w:r>
       <w:r>
         <w:rPr>
           <w:b/>
         </w:rPr>
-        <w:t>~30–50</w:t>
-      </w:r>
-      <w:r>
-        <w:t xml:space="preserve"> puntos de farmacia en conjunto.</w:t>
+        <w:t>vía Tocuyito</w:t>
+      </w:r>
+      <w:r>
+        <w:t xml:space="preserve">, referencia de campo: frente a </w:t>
+      </w:r>
+      <w:r>
+        <w:rPr>
+          <w:b/>
+        </w:rPr>
+        <w:t>Ferretería Valcro</w:t>
+      </w:r>
+      <w:r>
+        <w:t xml:space="preserve">, antes de </w:t>
+      </w:r>
+      <w:r>
+        <w:rPr>
+          <w:b/>
+        </w:rPr>
+        <w:t>Distribuidor San Luis</w:t>
+      </w:r>
+      <w:r>
+        <w:t xml:space="preserve"> y </w:t>
+      </w:r>
+      <w:r>
+        <w:rPr>
+          <w:b/>
+        </w:rPr>
+        <w:t>mercado mayorista</w:t>
+      </w:r>
+      <w:r>
+        <w:t xml:space="preserve">) — con </w:t>
+      </w:r>
+      <w:r>
+        <w:rPr>
+          <w:b/>
+        </w:rPr>
+        <w:t>~30-50</w:t>
+      </w:r>
+      <w:r>
+        <w:t xml:space="preserve"> puntos de farmacia en conjunto según estimación del [PERFIL_MERCADO_PILOTO.md](PERFIL_MERCADO_PILOTO.md) §2 y §6 (validar con listado real; </w:t>
+      </w:r>
+      <w:r>
+        <w:rPr>
+          <w:b/>
+        </w:rPr>
+        <w:t>no</w:t>
+      </w:r>
+      <w:r>
+        <w:t xml:space="preserve"> asumir un solo “radio 4 km” si los polos quedan separados).</w:t>
       </w:r>
     </w:p>
     <w:p>
@@ -1226,13 +1264,49 @@
         <w:t>Logística manejable:</w:t>
       </w:r>
       <w:r>
-        <w:t xml:space="preserve"> coordinador de partners logísticos + capacidad de campo del partner en el orden de </w:t>
+        <w:t xml:space="preserve"> un </w:t>
       </w:r>
       <w:r>
         <w:rPr>
           <w:b/>
         </w:rPr>
-        <w:t>10–15 agentes</w:t>
+        <w:t>Coordinador de Partners Logísticos</w:t>
+      </w:r>
+      <w:r>
+        <w:t xml:space="preserve"> coordina con la </w:t>
+      </w:r>
+      <w:r>
+        <w:rPr>
+          <w:b/>
+        </w:rPr>
+        <w:t>empresa concesionaria</w:t>
+      </w:r>
+      <w:r>
+        <w:t xml:space="preserve"> de última milla en </w:t>
+      </w:r>
+      <w:r>
+        <w:rPr>
+          <w:b/>
+        </w:rPr>
+        <w:t>polos acotados</w:t>
+      </w:r>
+      <w:r>
+        <w:t xml:space="preserve"> (SLA, cobertura, incidencias); capacidad de campo en el piloto en el orden de </w:t>
+      </w:r>
+      <w:r>
+        <w:rPr>
+          <w:b/>
+        </w:rPr>
+        <w:t>10-15 agentes</w:t>
+      </w:r>
+      <w:r>
+        <w:t xml:space="preserve"> del </w:t>
+      </w:r>
+      <w:r>
+        <w:rPr>
+          <w:b/>
+        </w:rPr>
+        <w:t>partner</w:t>
       </w:r>
       <w:r>
         <w:t xml:space="preserve"> (no empleados de flota Zonix).</w:t>
@@ -1249,7 +1323,7 @@
         <w:t>Cliente final accesible:</w:t>
       </w:r>
       <w:r>
-        <w:t xml:space="preserve"> clase media + media-alta con smartphone y data.</w:t>
+        <w:t xml:space="preserve"> clase media + media-alta con smartphone y data, dispuesta a pagar delivery.</w:t>
       </w:r>
     </w:p>
     <w:p>
@@ -1267,46 +1341,8 @@
       </w:r>
     </w:p>
     <w:p>
-      <w:r/>
-      <w:r>
-        <w:rPr>
-          <w:b/>
-        </w:rPr>
-        <w:t>Alternativa documentada:</w:t>
-      </w:r>
-      <w:r>
-        <w:t xml:space="preserve"> si el HQ queda en </w:t>
-      </w:r>
-      <w:r>
-        <w:rPr>
-          <w:b/>
-        </w:rPr>
-        <w:t>San Diego / Av. Bolívar Norte</w:t>
-      </w:r>
-      <w:r>
-        <w:t>, San Diego puede sustituir a Bella Florida con densidad equivalente.</w:t>
-      </w:r>
-    </w:p>
-    <w:p>
-      <w:r>
-        <w:t>Después del mes 3 se abre a Naguanagua, San Diego y resto de Valencia metro (SAM extendido 150–180 farmacias).</w:t>
-      </w:r>
-    </w:p>
-    <w:p>
-      <w:r/>
-      <w:r>
-        <w:rPr>
-          <w:b/>
-        </w:rPr>
-        <w:t>Riesgo:</w:t>
-      </w:r>
-      <w:r>
-        <w:t xml:space="preserve"> dos polos separados exigen logística bien calibrada — no asumir un solo «radio de 4 km». Gabriel puede validar si la distancia Bella Florida ↔ El Socorro es operable para un partner con 10 motos.</w:t>
-      </w:r>
-    </w:p>
-    <w:p>
-      <w:r>
-        <w:t>────────────────────────────────────────</w:t>
+      <w:r>
+        <w:t>Después del mes 3 se abre a Naguanagua, San Diego y resto de Valencia metro (SAM extendido 150-180 farmacias).</w:t>
       </w:r>
     </w:p>
     <w:p>
@@ -1326,7 +1362,7 @@
         <w:t>Decisión:</w:t>
       </w:r>
       <w:r>
-        <w:t xml:space="preserve"> calendario relativo. Cuando entre el capital, contamos 90 días al Day-D.</w:t>
+        <w:t xml:space="preserve"> calendario relativo. Cuando entre el dinero, contamos 90 días al Day-D.</w:t>
       </w:r>
     </w:p>
     <w:p>
@@ -1341,12 +1377,12 @@
     </w:p>
     <w:p>
       <w:r>
-        <w:t>- No comprometer fecha absoluta antes de tener inversor confirmado.</w:t>
+        <w:t>- El founder no quiere comprometerse a una fecha absoluta antes de tener inversor confirmado.</w:t>
       </w:r>
     </w:p>
     <w:p>
       <w:r>
-        <w:t>- 90 días es realista para: constitución legal C.A. (~30 días), contratación del equipo, onboarding de 5–10 farmacias, capacitación operativa.</w:t>
+        <w:t>- 90 días es realista para: constitución legal C.A. (~30 días con SENIAT, RIF, registro mercantil), contratación del equipo, onboarding de 5-10 farmacias, capacitación operativa.</w:t>
       </w:r>
     </w:p>
     <w:p>
@@ -1356,7 +1392,7 @@
     </w:p>
     <w:p>
       <w:r>
-        <w:t>────────────────────────────────────────</w:t>
+        <w:t>Detalle de fases T+30 / T+60 / T+90 en [PLAN_LANZAMIENTO_COMERCIAL.md](PLAN_LANZAMIENTO_COMERCIAL.md).</w:t>
       </w:r>
     </w:p>
     <w:p>
@@ -1364,7 +1400,7 @@
         <w:pStyle w:val="Heading2"/>
       </w:pPr>
       <w:r>
-        <w:t>2.7 Equipo: lean, sin farmacéutico interno ni diseñador UI</w:t>
+        <w:t>2.7 Equipo: lean, sin pharmacist liaison interno</w:t>
       </w:r>
     </w:p>
     <w:p>
@@ -1376,7 +1412,7 @@
         <w:t>Decisión:</w:t>
       </w:r>
       <w:r>
-        <w:t xml:space="preserve"> el founder cubre CEO + CTO. No se contrata farmacéutico interno ni diseñador UI/UX en Lean.</w:t>
+        <w:t xml:space="preserve"> el founder cubre CEO + CTO. No se contrata pharmacist liaison interno. No se contrata diseñador UI/UX.</w:t>
       </w:r>
     </w:p>
     <w:p>
@@ -1385,41 +1421,50 @@
         <w:rPr>
           <w:b/>
         </w:rPr>
-        <w:t>Por qué farmacéutico interno no:</w:t>
+        <w:t>Por qué pharmacist liaison no:</w:t>
       </w:r>
       <w:r/>
     </w:p>
     <w:p>
       <w:r>
-        <w:t>- La Ley del Ejercicio de la Farmacia VE obliga a que cada farmacia tenga su propio farmacéutico colegiado registrado en MPPS. Si Zonix contrata uno, ese farmacéutico no puede validar recetas de farmacias afiliadas.</w:t>
-      </w:r>
-    </w:p>
-    <w:p>
-      <w:r>
-        <w:t>- Cada farmacia afiliada accede al rol farmacéutico de su propio colegiado.</w:t>
-      </w:r>
-    </w:p>
-    <w:p>
-      <w:r>
-        <w:t xml:space="preserve">- Asesor regulatorio externo USD 120/mes en </w:t>
+        <w:t xml:space="preserve">- La </w:t>
       </w:r>
       <w:r>
         <w:rPr>
           <w:b/>
         </w:rPr>
-        <w:t>Base (~157k)</w:t>
-      </w:r>
-      <w:r>
-        <w:t xml:space="preserve"> y </w:t>
+        <w:t>Ley del Ejercicio de la Farmacia VE</w:t>
+      </w:r>
+      <w:r>
+        <w:t xml:space="preserve"> obliga a que cada farmacia tenga su propio farmacéutico colegiado registrado en MPPS. Si </w:t>
       </w:r>
       <w:r>
         <w:rPr>
           <w:b/>
         </w:rPr>
-        <w:t>Growth (~187k)</w:t>
-      </w:r>
-      <w:r>
-        <w:t xml:space="preserve"> — no en Lean.</w:t>
+        <w:t>Zonix Pharma</w:t>
+      </w:r>
+      <w:r>
+        <w:t xml:space="preserve"> contrata uno, ese farmacéutico no puede validar recetas de farmacias afiliadas (no es responsable de su inventario). *Validación del modelo en app: [PENDIENTE dictamen abogado + farmacéutico asesor antes de Day-D].*</w:t>
+      </w:r>
+    </w:p>
+    <w:p>
+      <w:r>
+        <w:t>- El backend ya tiene módulo de Pharmacist con KYC, dashboard y validación. Cada farmacia afiliada accede al rol Pharmacist de su propio farmacéutico colegiado. Detalle en [PLAN_MODULO_OPERATIVO_CLAVE.md](PLAN_MODULO_OPERATIVO_CLAVE.md).</w:t>
+      </w:r>
+    </w:p>
+    <w:p>
+      <w:r>
+        <w:t xml:space="preserve">- Mitigación de riesgo regulatorio: KYC del pharmacist + verificación MPPS + capacitación. Asesor regulatorio externo </w:t>
+      </w:r>
+      <w:r>
+        <w:rPr>
+          <w:b/>
+        </w:rPr>
+        <w:t>USD 120/mes</w:t>
+      </w:r>
+      <w:r>
+        <w:t xml:space="preserve"> incluido en burn Lean (rubro Contador+Abogado 330).</w:t>
       </w:r>
     </w:p>
     <w:p>
@@ -1434,22 +1479,17 @@
     </w:p>
     <w:p>
       <w:r>
-        <w:t>- El founder conoce la app completa.</w:t>
+        <w:t>- El founder es el responsable técnico y conoce el stack Flutter completo.</w:t>
       </w:r>
     </w:p>
     <w:p>
       <w:r>
-        <w:t>- Marca, paleta y tipografía ya definidas.</w:t>
+        <w:t>- Hay docs de marca canónicos: [`../BRAND_ZONIX_PHARMA.md`](../BRAND_ZONIX_PHARMA.md). Tokens, paleta, tipografía ya definidos.</w:t>
       </w:r>
     </w:p>
     <w:p>
       <w:r>
-        <w:t>- Primer hire post-tracción sería Product Designer.</w:t>
-      </w:r>
-    </w:p>
-    <w:p>
-      <w:r>
-        <w:t>────────────────────────────────────────</w:t>
+        <w:t>- Si el negocio crece, el primer hire post-PMF es un Product Designer.</w:t>
       </w:r>
     </w:p>
     <w:p>
@@ -1457,170 +1497,162 @@
         <w:pStyle w:val="Heading2"/>
       </w:pPr>
       <w:r>
-        <w:t>2.8 Benchmark de competencia</w:t>
+        <w:t>2.8 Benchmark de competencia: Farmatodo + Farmalisto + PedidosYa</w:t>
       </w:r>
     </w:p>
-    <w:tbl>
-      <w:tblPr>
-        <w:tblStyle w:val="TableGrid"/>
-        <w:tblW w:type="auto" w:w="0"/>
-        <w:tblLook w:firstColumn="1" w:firstRow="1" w:lastColumn="0" w:lastRow="0" w:noHBand="0" w:noVBand="1" w:val="04A0"/>
-      </w:tblPr>
-      <w:tblGrid>
-        <w:gridCol w:w="4320"/>
-        <w:gridCol w:w="4320"/>
-      </w:tblGrid>
-      <w:tr>
-        <w:tc>
-          <w:tcPr>
-            <w:tcW w:type="dxa" w:w="4320"/>
-            <w:shd w:fill="1E2A5A"/>
-          </w:tcPr>
-          <w:p>
-            <w:r>
-              <w:rPr>
-                <w:b/>
-                <w:color w:val="FFFFFF"/>
-                <w:sz w:val="20"/>
-              </w:rPr>
-              <w:t>Actor</w:t>
-            </w:r>
-          </w:p>
-        </w:tc>
-        <w:tc>
-          <w:tcPr>
-            <w:tcW w:type="dxa" w:w="4320"/>
-            <w:shd w:fill="1E2A5A"/>
-          </w:tcPr>
-          <w:p>
-            <w:r>
-              <w:rPr>
-                <w:b/>
-                <w:color w:val="FFFFFF"/>
-                <w:sz w:val="20"/>
-              </w:rPr>
-              <w:t>Rol en el análisis</w:t>
-            </w:r>
-          </w:p>
-        </w:tc>
-      </w:tr>
-      <w:tr>
-        <w:tc>
-          <w:tcPr>
-            <w:tcW w:type="dxa" w:w="4320"/>
-          </w:tcPr>
-          <w:p>
-            <w:r>
-              <w:rPr>
-                <w:sz w:val="20"/>
-              </w:rPr>
-              <w:t>**Farmatodo / Locatel**</w:t>
-            </w:r>
-          </w:p>
-        </w:tc>
-        <w:tc>
-          <w:tcPr>
-            <w:tcW w:type="dxa" w:w="4320"/>
-          </w:tcPr>
-          <w:p>
-            <w:r>
-              <w:rPr>
-                <w:sz w:val="20"/>
-              </w:rPr>
-              <w:t>Referencia de sector grande; NO competencia directa en independientes</w:t>
-            </w:r>
-          </w:p>
-        </w:tc>
-      </w:tr>
-      <w:tr>
-        <w:tc>
-          <w:tcPr>
-            <w:tcW w:type="dxa" w:w="4320"/>
-          </w:tcPr>
-          <w:p>
-            <w:r>
-              <w:rPr>
-                <w:sz w:val="20"/>
-              </w:rPr>
-              <w:t>**Farmalisto (MX+CO+PE)**</w:t>
-            </w:r>
-          </w:p>
-        </w:tc>
-        <w:tc>
-          <w:tcPr>
-            <w:tcW w:type="dxa" w:w="4320"/>
-          </w:tcPr>
-          <w:p>
-            <w:r>
-              <w:rPr>
-                <w:sz w:val="20"/>
-              </w:rPr>
-              <w:t>Comparable internacional; ~USD 32M revenue 2024; funding ~USD 22–33M</w:t>
-            </w:r>
-          </w:p>
-        </w:tc>
-      </w:tr>
-      <w:tr>
-        <w:tc>
-          <w:tcPr>
-            <w:tcW w:type="dxa" w:w="4320"/>
-          </w:tcPr>
-          <w:p>
-            <w:r>
-              <w:rPr>
-                <w:sz w:val="20"/>
-              </w:rPr>
-              <w:t>**PedidosYa Pharmacy (VE)**</w:t>
-            </w:r>
-          </w:p>
-        </w:tc>
-        <w:tc>
-          <w:tcPr>
-            <w:tcW w:type="dxa" w:w="4320"/>
-          </w:tcPr>
-          <w:p>
-            <w:r>
-              <w:rPr>
-                <w:sz w:val="20"/>
-              </w:rPr>
-              <w:t>Agregador activo; comisión **20–30%** ventas digitales; Zonix compite en costo total + receta</w:t>
-            </w:r>
-          </w:p>
-        </w:tc>
-      </w:tr>
-      <w:tr>
-        <w:tc>
-          <w:tcPr>
-            <w:tcW w:type="dxa" w:w="4320"/>
-          </w:tcPr>
-          <w:p>
-            <w:r>
-              <w:rPr>
-                <w:sz w:val="20"/>
-              </w:rPr>
-              <w:t>**Rappi Pharmacy**</w:t>
-            </w:r>
-          </w:p>
-        </w:tc>
-        <w:tc>
-          <w:tcPr>
-            <w:tcW w:type="dxa" w:w="4320"/>
-          </w:tcPr>
-          <w:p>
-            <w:r>
-              <w:rPr>
-                <w:sz w:val="20"/>
-              </w:rPr>
-              <w:t>Benchmark LatAm — **no opera en VE**</w:t>
-            </w:r>
-          </w:p>
-        </w:tc>
-      </w:tr>
-    </w:tbl>
-    <w:p/>
     <w:p>
-      <w:r>
-        <w:t>────────────────────────────────────────</w:t>
+      <w:r/>
+      <w:r>
+        <w:rPr>
+          <w:b/>
+        </w:rPr>
+        <w:t>Decisión:</w:t>
+      </w:r>
+      <w:r>
+        <w:t xml:space="preserve"> mencionar los tres en el pitch (Rappi solo como referencia LatAm, </w:t>
+      </w:r>
+      <w:r>
+        <w:rPr>
+          <w:b/>
+        </w:rPr>
+        <w:t>no competidor VE</w:t>
+      </w:r>
+      <w:r>
+        <w:t>).</w:t>
+      </w:r>
+    </w:p>
+    <w:p>
+      <w:r/>
+      <w:r>
+        <w:rPr>
+          <w:b/>
+        </w:rPr>
+        <w:t>Por qué cada uno:</w:t>
+      </w:r>
+      <w:r/>
+    </w:p>
+    <w:p>
+      <w:r>
+        <w:t xml:space="preserve">- </w:t>
+      </w:r>
+      <w:r>
+        <w:rPr>
+          <w:b/>
+        </w:rPr>
+        <w:t>Farmatodo / Locatel</w:t>
+      </w:r>
+      <w:r>
+        <w:t xml:space="preserve"> (cadenas premium VE): no son competencia directa, son referencia para que el inversor entienda que el sector farmacéutico VE existe y es grande. Ellas NO atacan el segmento de farmacias medianas e independientes.</w:t>
+      </w:r>
+    </w:p>
+    <w:p>
+      <w:r>
+        <w:t xml:space="preserve">- </w:t>
+      </w:r>
+      <w:r>
+        <w:rPr>
+          <w:b/>
+        </w:rPr>
+        <w:t>Farmalisto</w:t>
+      </w:r>
+      <w:r>
+        <w:t xml:space="preserve"> (MX + CO + PE): comparable directo internacional. </w:t>
+      </w:r>
+      <w:r>
+        <w:rPr>
+          <w:b/>
+        </w:rPr>
+        <w:t>~USD 32M revenue 2024 (MX)</w:t>
+      </w:r>
+      <w:r>
+        <w:t xml:space="preserve">; funding total </w:t>
+      </w:r>
+      <w:r>
+        <w:rPr>
+          <w:b/>
+        </w:rPr>
+        <w:t>~USD 22M</w:t>
+      </w:r>
+      <w:r>
+        <w:t xml:space="preserve"> reportado en agregadores (</w:t>
+      </w:r>
+      <w:r>
+        <w:rPr>
+          <w:b/>
+        </w:rPr>
+        <w:t>hasta ~USD 33M</w:t>
+      </w:r>
+      <w:r>
+        <w:t xml:space="preserve"> en PitchBook). Demuestra que el modelo marketplace farmacéutico LatAm es financiable.</w:t>
+      </w:r>
+    </w:p>
+    <w:p>
+      <w:r>
+        <w:t xml:space="preserve">- </w:t>
+      </w:r>
+      <w:r>
+        <w:rPr>
+          <w:b/>
+        </w:rPr>
+        <w:t>PedidosYa Pharmacy (VE):</w:t>
+      </w:r>
+      <w:r>
+        <w:t xml:space="preserve"> agregador activo en Venezuela desde 2023. Cobran comisión sobre GMV (orden </w:t>
+      </w:r>
+      <w:r>
+        <w:rPr>
+          <w:b/>
+        </w:rPr>
+        <w:t>20–30%</w:t>
+      </w:r>
+      <w:r>
+        <w:t xml:space="preserve">). Zonix Pharma se diferencia en </w:t>
+      </w:r>
+      <w:r>
+        <w:rPr>
+          <w:b/>
+        </w:rPr>
+        <w:t>estructura de costo</w:t>
+      </w:r>
+      <w:r>
+        <w:t xml:space="preserve"> (cuota fija + % muy bajo sobre GMV en app) y en </w:t>
+      </w:r>
+      <w:r>
+        <w:rPr>
+          <w:b/>
+        </w:rPr>
+        <w:t>validación Rx</w:t>
+      </w:r>
+      <w:r>
+        <w:t xml:space="preserve"> (que ellos no hacen).</w:t>
+      </w:r>
+    </w:p>
+    <w:p>
+      <w:r>
+        <w:t xml:space="preserve">- </w:t>
+      </w:r>
+      <w:r>
+        <w:rPr>
+          <w:b/>
+        </w:rPr>
+        <w:t>Rappi Pharmacy:</w:t>
+      </w:r>
+      <w:r>
+        <w:t xml:space="preserve"> benchmark LatAm (CO, MX, etc.) — </w:t>
+      </w:r>
+      <w:r>
+        <w:rPr>
+          <w:b/>
+        </w:rPr>
+        <w:t>no opera en VE</w:t>
+      </w:r>
+      <w:r>
+        <w:t xml:space="preserve"> jun 2026.</w:t>
+      </w:r>
+    </w:p>
+    <w:p>
+      <w:r>
+        <w:t>Detalle competitivo en [PERFIL_MERCADO_PILOTO.md](PERFIL_MERCADO_PILOTO.md).</w:t>
       </w:r>
     </w:p>
     <w:p>
@@ -1628,7 +1660,7 @@
         <w:pStyle w:val="Heading2"/>
       </w:pPr>
       <w:r>
-        <w:t>2.9 Posicionamiento (mercado existente)</w:t>
+        <w:t>2.9 Posicionamiento en una página (obviously-awesome)</w:t>
       </w:r>
     </w:p>
     <w:tbl>
@@ -1698,7 +1730,7 @@
               <w:rPr>
                 <w:sz w:val="20"/>
               </w:rPr>
-              <w:t>Farmatodo/Locatel digital, PedidosYa Pharmacy VE, WhatsApp informal, app propia costosa</w:t>
+              <w:t>Farmatodo/Locatel digital, **PedidosYa** Pharmacy VE, WhatsApp informal, app propia costosa *(Rappi: ref. LatAm, no VE)*</w:t>
             </w:r>
           </w:p>
         </w:tc>
@@ -1726,7 +1758,7 @@
               <w:rPr>
                 <w:sz w:val="20"/>
               </w:rPr>
-              <w:t>Receta con farmacéutico de **cada** farmacia; un carrito por farmacia; pagos VE; cuota + % bajo</w:t>
+              <w:t>Rx con farmacéutico de **cada** farmacia; uni-pharmacy; pagos manuales VE; cuota + % GMV bajo vs agregador</w:t>
             </w:r>
           </w:p>
         </w:tc>
@@ -1754,7 +1786,7 @@
               <w:rPr>
                 <w:sz w:val="20"/>
               </w:rPr>
-              <w:t>Pedido confiable OTC/receta + tracking sin que Zonix opere flota</w:t>
+              <w:t>Pedido confiable OTC/Rx + tracking sin que Zonix opere flota</w:t>
             </w:r>
           </w:p>
         </w:tc>
@@ -1797,7 +1829,7 @@
               <w:rPr>
                 <w:sz w:val="20"/>
               </w:rPr>
-              <w:t>Categoría</w:t>
+              <w:t>Categoría de mercado</w:t>
             </w:r>
           </w:p>
         </w:tc>
@@ -1825,7 +1857,7 @@
               <w:rPr>
                 <w:sz w:val="20"/>
               </w:rPr>
-              <w:t>Tipo de mercado</w:t>
+              <w:t>Tipo de mercado (Steve Blank)</w:t>
             </w:r>
           </w:p>
         </w:tc>
@@ -1838,7 +1870,330 @@
               <w:rPr>
                 <w:sz w:val="20"/>
               </w:rPr>
-              <w:t>**Existente** — competimos por atributos; **no** «creamos la categoría»</w:t>
+              <w:t>**Existente** — competimos por atributos (Rx, fee, VE); **no** «creamos la categoría» (anti blue-ocean)</w:t>
+            </w:r>
+          </w:p>
+        </w:tc>
+      </w:tr>
+    </w:tbl>
+    <w:p/>
+    <w:p>
+      <w:pPr>
+        <w:pStyle w:val="Heading2"/>
+      </w:pPr>
+      <w:r>
+        <w:t>2.10 Liquidez marketplace (chicken-and-egg)</w:t>
+      </w:r>
+    </w:p>
+    <w:p>
+      <w:r/>
+      <w:r>
+        <w:rPr>
+          <w:b/>
+        </w:rPr>
+        <w:t>Problema clásico:</w:t>
+      </w:r>
+      <w:r>
+        <w:t xml:space="preserve"> sin farmacias no hay catálogo; sin pacientes no hay GMV para la farmacia. </w:t>
+      </w:r>
+      <w:r>
+        <w:rPr>
+          <w:b/>
+        </w:rPr>
+        <w:t>Decisión explícita del piloto: oferta primero, demanda escalonada.</w:t>
+      </w:r>
+      <w:r/>
+    </w:p>
+    <w:tbl>
+      <w:tblPr>
+        <w:tblStyle w:val="TableGrid"/>
+        <w:tblW w:type="auto" w:w="0"/>
+        <w:tblLook w:firstColumn="1" w:firstRow="1" w:lastColumn="0" w:lastRow="0" w:noHBand="0" w:noVBand="1" w:val="04A0"/>
+      </w:tblPr>
+      <w:tblGrid>
+        <w:gridCol w:w="2160"/>
+        <w:gridCol w:w="2160"/>
+        <w:gridCol w:w="2160"/>
+        <w:gridCol w:w="2160"/>
+      </w:tblGrid>
+      <w:tr>
+        <w:tc>
+          <w:tcPr>
+            <w:tcW w:type="dxa" w:w="2160"/>
+            <w:shd w:fill="1E2A5A"/>
+          </w:tcPr>
+          <w:p>
+            <w:r>
+              <w:rPr>
+                <w:b/>
+                <w:color w:val="FFFFFF"/>
+                <w:sz w:val="20"/>
+              </w:rPr>
+              <w:t>Fase</w:t>
+            </w:r>
+          </w:p>
+        </w:tc>
+        <w:tc>
+          <w:tcPr>
+            <w:tcW w:type="dxa" w:w="2160"/>
+            <w:shd w:fill="1E2A5A"/>
+          </w:tcPr>
+          <w:p>
+            <w:r>
+              <w:rPr>
+                <w:b/>
+                <w:color w:val="FFFFFF"/>
+                <w:sz w:val="20"/>
+              </w:rPr>
+              <w:t>Oferta (farmacias)</w:t>
+            </w:r>
+          </w:p>
+        </w:tc>
+        <w:tc>
+          <w:tcPr>
+            <w:tcW w:type="dxa" w:w="2160"/>
+            <w:shd w:fill="1E2A5A"/>
+          </w:tcPr>
+          <w:p>
+            <w:r>
+              <w:rPr>
+                <w:b/>
+                <w:color w:val="FFFFFF"/>
+                <w:sz w:val="20"/>
+              </w:rPr>
+              <w:t>Demanda (pacientes)</w:t>
+            </w:r>
+          </w:p>
+        </w:tc>
+        <w:tc>
+          <w:tcPr>
+            <w:tcW w:type="dxa" w:w="2160"/>
+            <w:shd w:fill="1E2A5A"/>
+          </w:tcPr>
+          <w:p>
+            <w:r>
+              <w:rPr>
+                <w:b/>
+                <w:color w:val="FFFFFF"/>
+                <w:sz w:val="20"/>
+              </w:rPr>
+              <w:t>Fuente</w:t>
+            </w:r>
+          </w:p>
+        </w:tc>
+      </w:tr>
+      <w:tr>
+        <w:tc>
+          <w:tcPr>
+            <w:tcW w:type="dxa" w:w="2160"/>
+          </w:tcPr>
+          <w:p>
+            <w:r>
+              <w:rPr>
+                <w:sz w:val="20"/>
+              </w:rPr>
+              <w:t>**T+0 → T+60**</w:t>
+            </w:r>
+          </w:p>
+        </w:tc>
+        <w:tc>
+          <w:tcPr>
+            <w:tcW w:type="dxa" w:w="2160"/>
+          </w:tcPr>
+          <w:p>
+            <w:r>
+              <w:rPr>
+                <w:sz w:val="20"/>
+              </w:rPr>
+              <w:t>**4× Sales B2B** visitas; cartas de intención; carga de catálogo</w:t>
+            </w:r>
+          </w:p>
+        </w:tc>
+        <w:tc>
+          <w:tcPr>
+            <w:tcW w:type="dxa" w:w="2160"/>
+          </w:tcPr>
+          <w:p>
+            <w:r>
+              <w:rPr>
+                <w:sz w:val="20"/>
+              </w:rPr>
+              <w:t>Solo soft launch interno (familia/equipo)</w:t>
+            </w:r>
+          </w:p>
+        </w:tc>
+        <w:tc>
+          <w:tcPr>
+            <w:tcW w:type="dxa" w:w="2160"/>
+          </w:tcPr>
+          <w:p>
+            <w:r>
+              <w:rPr>
+                <w:sz w:val="20"/>
+              </w:rPr>
+              <w:t>[PLAN_LANZAMIENTO_COMERCIAL.md](PLAN_LANZAMIENTO_COMERCIAL.md) §2.5–2.6, §4.1</w:t>
+            </w:r>
+          </w:p>
+        </w:tc>
+      </w:tr>
+      <w:tr>
+        <w:tc>
+          <w:tcPr>
+            <w:tcW w:type="dxa" w:w="2160"/>
+          </w:tcPr>
+          <w:p>
+            <w:r>
+              <w:rPr>
+                <w:sz w:val="20"/>
+              </w:rPr>
+              <w:t>**T+60 → Day-D (T+90)**</w:t>
+            </w:r>
+          </w:p>
+        </w:tc>
+        <w:tc>
+          <w:tcPr>
+            <w:tcW w:type="dxa" w:w="2160"/>
+          </w:tcPr>
+          <w:p>
+            <w:r>
+              <w:rPr>
+                <w:sz w:val="20"/>
+              </w:rPr>
+              <w:t>Onboarding técnico por lotes; meta **~28 activas** pre-cargadas al Day-D</w:t>
+            </w:r>
+          </w:p>
+        </w:tc>
+        <w:tc>
+          <w:tcPr>
+            <w:tcW w:type="dxa" w:w="2160"/>
+          </w:tcPr>
+          <w:p>
+            <w:r>
+              <w:rPr>
+                <w:sz w:val="20"/>
+              </w:rPr>
+              <w:t>Pre-launch marketing **50%** presupuesto mes; WhatsApp local</w:t>
+            </w:r>
+          </w:p>
+        </w:tc>
+        <w:tc>
+          <w:tcPr>
+            <w:tcW w:type="dxa" w:w="2160"/>
+          </w:tcPr>
+          <w:p>
+            <w:r>
+              <w:rPr>
+                <w:sz w:val="20"/>
+              </w:rPr>
+              <w:t>PLAN §2.6, §4.1</w:t>
+            </w:r>
+          </w:p>
+        </w:tc>
+      </w:tr>
+      <w:tr>
+        <w:tc>
+          <w:tcPr>
+            <w:tcW w:type="dxa" w:w="2160"/>
+          </w:tcPr>
+          <w:p>
+            <w:r>
+              <w:rPr>
+                <w:sz w:val="20"/>
+              </w:rPr>
+              <w:t>**Day-D = M1**</w:t>
+            </w:r>
+          </w:p>
+        </w:tc>
+        <w:tc>
+          <w:tcPr>
+            <w:tcW w:type="dxa" w:w="2160"/>
+          </w:tcPr>
+          <w:p>
+            <w:r>
+              <w:rPr>
+                <w:sz w:val="20"/>
+              </w:rPr>
+              <w:t>**~40 activas** al cierre M1 (curva esc.1 Excel v4)</w:t>
+            </w:r>
+          </w:p>
+        </w:tc>
+        <w:tc>
+          <w:tcPr>
+            <w:tcW w:type="dxa" w:w="2160"/>
+          </w:tcPr>
+          <w:p>
+            <w:r>
+              <w:rPr>
+                <w:sz w:val="20"/>
+              </w:rPr>
+              <w:t>**Meta Ads + valla** según tier; primera ola B2C en zona piloto</w:t>
+            </w:r>
+          </w:p>
+        </w:tc>
+        <w:tc>
+          <w:tcPr>
+            <w:tcW w:type="dxa" w:w="2160"/>
+          </w:tcPr>
+          <w:p>
+            <w:r>
+              <w:rPr>
+                <w:sz w:val="20"/>
+              </w:rPr>
+              <w:t>[MODELO_FINANCIERO_ZONIX_PHARMA.md](MODELO_FINANCIERO_ZONIX_PHARMA.md) S3.1 M1</w:t>
+            </w:r>
+          </w:p>
+        </w:tc>
+      </w:tr>
+      <w:tr>
+        <w:tc>
+          <w:tcPr>
+            <w:tcW w:type="dxa" w:w="2160"/>
+          </w:tcPr>
+          <w:p>
+            <w:r>
+              <w:rPr>
+                <w:sz w:val="20"/>
+              </w:rPr>
+              <w:t>**M2–M6**</w:t>
+            </w:r>
+          </w:p>
+        </w:tc>
+        <w:tc>
+          <w:tcPr>
+            <w:tcW w:type="dxa" w:w="2160"/>
+          </w:tcPr>
+          <w:p>
+            <w:r>
+              <w:rPr>
+                <w:sz w:val="20"/>
+              </w:rPr>
+              <w:t>Rampa a **≥97 activas** (DoD M6)</w:t>
+            </w:r>
+          </w:p>
+        </w:tc>
+        <w:tc>
+          <w:tcPr>
+            <w:tcW w:type="dxa" w:w="2160"/>
+          </w:tcPr>
+          <w:p>
+            <w:r>
+              <w:rPr>
+                <w:sz w:val="20"/>
+              </w:rPr>
+              <w:t>Geo-target Bella Florida + El Socorro; referidos farmacia (Bullseye interior)</w:t>
+            </w:r>
+          </w:p>
+        </w:tc>
+        <w:tc>
+          <w:tcPr>
+            <w:tcW w:type="dxa" w:w="2160"/>
+          </w:tcPr>
+          <w:p>
+            <w:r>
+              <w:rPr>
+                <w:sz w:val="20"/>
+              </w:rPr>
+              <w:t>PLAN §5; [SUPUESTO_MARKETING_OFFLINE.md](SUPUESTO_MARKETING_OFFLINE.md) §1.2</w:t>
             </w:r>
           </w:p>
         </w:tc>
@@ -1851,24 +2206,58 @@
         <w:rPr>
           <w:b/>
         </w:rPr>
-        <w:t>Por qué no decimos «océano azul»:</w:t>
-      </w:r>
-      <w:r>
-        <w:t xml:space="preserve"> en consultoría suena bien; en due diligence suena ingenuo. El pharma VE existe; Farmatodo factura; PedidosYa opera. Nosotros atacamos un </w:t>
+        <w:t>Mensaje inversor:</w:t>
+      </w:r>
+      <w:r>
+        <w:t xml:space="preserve"> no gastamos tráfico masivo a pacientes </w:t>
       </w:r>
       <w:r>
         <w:rPr>
           <w:b/>
         </w:rPr>
-        <w:t>segmento desatendido</w:t>
-      </w:r>
-      <w:r>
-        <w:t>.</w:t>
+        <w:t>antes</w:t>
+      </w:r>
+      <w:r>
+        <w:t xml:space="preserve"> de tener catálogo en farmacias piloto; el </w:t>
+      </w:r>
+      <w:r>
+        <w:rPr>
+          <w:b/>
+        </w:rPr>
+        <w:t>B2B es el motor de liquidez</w:t>
+      </w:r>
+      <w:r>
+        <w:t xml:space="preserve"> en Fase 0. La curva de </w:t>
+      </w:r>
+      <w:r>
+        <w:rPr>
+          <w:b/>
+        </w:rPr>
+        <w:t>activas</w:t>
+      </w:r>
+      <w:r>
+        <w:t xml:space="preserve"> en PROYECCION §1.1 es la fuente de verdad para revenue — no prometer GMV de paciente sin dato piloto.</w:t>
       </w:r>
     </w:p>
     <w:p>
-      <w:r>
-        <w:t>────────────────────────────────────────</w:t>
+      <w:r/>
+      <w:r>
+        <w:rPr>
+          <w:b/>
+        </w:rPr>
+        <w:t>Riesgo:</w:t>
+      </w:r>
+      <w:r>
+        <w:t xml:space="preserve"> demanda B2C más lenta que firmas B2B → revenue por debajo de ARPF placeholder. </w:t>
+      </w:r>
+      <w:r>
+        <w:rPr>
+          <w:b/>
+        </w:rPr>
+        <w:t>Mitigación:</w:t>
+      </w:r>
+      <w:r>
+        <w:t xml:space="preserve"> referidos desde mostrador (QR/código farmacia), CS proactivo, recorte Meta si CAC paciente &gt; umbral (contingencia PROYECCION §4).</w:t>
       </w:r>
     </w:p>
     <w:p>
@@ -1876,7 +2265,7 @@
         <w:pStyle w:val="Heading2"/>
       </w:pPr>
       <w:r>
-        <w:t>2.10 Liquidez marketplace (oferta primero)</w:t>
+        <w:t>2.11 Moat y defensibilidad (más allá de timing)</w:t>
       </w:r>
     </w:p>
     <w:p>
@@ -1885,9 +2274,20 @@
         <w:rPr>
           <w:b/>
         </w:rPr>
-        <w:t>Decisión explícita: oferta primero, demanda escalonada.</w:t>
-      </w:r>
-      <w:r/>
+        <w:t>Early mover</w:t>
+      </w:r>
+      <w:r>
+        <w:t xml:space="preserve"> en independientes Valencia es </w:t>
+      </w:r>
+      <w:r>
+        <w:rPr>
+          <w:b/>
+        </w:rPr>
+        <w:t>ventaja de entrada</w:t>
+      </w:r>
+      <w:r>
+        <w:t>, no moat permanente. Barreras que el pack sí puede defender ante inversor:</w:t>
+      </w:r>
     </w:p>
     <w:tbl>
       <w:tblPr>
@@ -1913,310 +2313,7 @@
                 <w:color w:val="FFFFFF"/>
                 <w:sz w:val="20"/>
               </w:rPr>
-              <w:t>Fase</w:t>
-            </w:r>
-          </w:p>
-        </w:tc>
-        <w:tc>
-          <w:tcPr>
-            <w:tcW w:type="dxa" w:w="2880"/>
-            <w:shd w:fill="1E2A5A"/>
-          </w:tcPr>
-          <w:p>
-            <w:r>
-              <w:rPr>
-                <w:b/>
-                <w:color w:val="FFFFFF"/>
-                <w:sz w:val="20"/>
-              </w:rPr>
-              <w:t>Oferta (farmacias)</w:t>
-            </w:r>
-          </w:p>
-        </w:tc>
-        <w:tc>
-          <w:tcPr>
-            <w:tcW w:type="dxa" w:w="2880"/>
-            <w:shd w:fill="1E2A5A"/>
-          </w:tcPr>
-          <w:p>
-            <w:r>
-              <w:rPr>
-                <w:b/>
-                <w:color w:val="FFFFFF"/>
-                <w:sz w:val="20"/>
-              </w:rPr>
-              <w:t>Demanda (pacientes)</w:t>
-            </w:r>
-          </w:p>
-        </w:tc>
-      </w:tr>
-      <w:tr>
-        <w:tc>
-          <w:tcPr>
-            <w:tcW w:type="dxa" w:w="2880"/>
-          </w:tcPr>
-          <w:p>
-            <w:r>
-              <w:rPr>
-                <w:sz w:val="20"/>
-              </w:rPr>
-              <w:t>**T+0 → T+60**</w:t>
-            </w:r>
-          </w:p>
-        </w:tc>
-        <w:tc>
-          <w:tcPr>
-            <w:tcW w:type="dxa" w:w="2880"/>
-          </w:tcPr>
-          <w:p>
-            <w:r>
-              <w:rPr>
-                <w:sz w:val="20"/>
-              </w:rPr>
-              <w:t>4 vendedores visitas; cartas de intención; carga catálogo</w:t>
-            </w:r>
-          </w:p>
-        </w:tc>
-        <w:tc>
-          <w:tcPr>
-            <w:tcW w:type="dxa" w:w="2880"/>
-          </w:tcPr>
-          <w:p>
-            <w:r>
-              <w:rPr>
-                <w:sz w:val="20"/>
-              </w:rPr>
-              <w:t>Solo soft launch interno</w:t>
-            </w:r>
-          </w:p>
-        </w:tc>
-      </w:tr>
-      <w:tr>
-        <w:tc>
-          <w:tcPr>
-            <w:tcW w:type="dxa" w:w="2880"/>
-          </w:tcPr>
-          <w:p>
-            <w:r>
-              <w:rPr>
-                <w:sz w:val="20"/>
-              </w:rPr>
-              <w:t>**T+60 → Day-D**</w:t>
-            </w:r>
-          </w:p>
-        </w:tc>
-        <w:tc>
-          <w:tcPr>
-            <w:tcW w:type="dxa" w:w="2880"/>
-          </w:tcPr>
-          <w:p>
-            <w:r>
-              <w:rPr>
-                <w:sz w:val="20"/>
-              </w:rPr>
-              <w:t>Onboarding técnico; meta **~28 activas** pre-cargadas</w:t>
-            </w:r>
-          </w:p>
-        </w:tc>
-        <w:tc>
-          <w:tcPr>
-            <w:tcW w:type="dxa" w:w="2880"/>
-          </w:tcPr>
-          <w:p>
-            <w:r>
-              <w:rPr>
-                <w:sz w:val="20"/>
-              </w:rPr>
-              <w:t>Pre-launch marketing 50%; WhatsApp local</w:t>
-            </w:r>
-          </w:p>
-        </w:tc>
-      </w:tr>
-      <w:tr>
-        <w:tc>
-          <w:tcPr>
-            <w:tcW w:type="dxa" w:w="2880"/>
-          </w:tcPr>
-          <w:p>
-            <w:r>
-              <w:rPr>
-                <w:sz w:val="20"/>
-              </w:rPr>
-              <w:t>**Day-D = M1**</w:t>
-            </w:r>
-          </w:p>
-        </w:tc>
-        <w:tc>
-          <w:tcPr>
-            <w:tcW w:type="dxa" w:w="2880"/>
-          </w:tcPr>
-          <w:p>
-            <w:r>
-              <w:rPr>
-                <w:sz w:val="20"/>
-              </w:rPr>
-              <w:t>**~40 activas** al cierre M1</w:t>
-            </w:r>
-          </w:p>
-        </w:tc>
-        <w:tc>
-          <w:tcPr>
-            <w:tcW w:type="dxa" w:w="2880"/>
-          </w:tcPr>
-          <w:p>
-            <w:r>
-              <w:rPr>
-                <w:sz w:val="20"/>
-              </w:rPr>
-              <w:t>Meta Ads + valla; primera ola B2C en zona piloto</w:t>
-            </w:r>
-          </w:p>
-        </w:tc>
-      </w:tr>
-      <w:tr>
-        <w:tc>
-          <w:tcPr>
-            <w:tcW w:type="dxa" w:w="2880"/>
-          </w:tcPr>
-          <w:p>
-            <w:r>
-              <w:rPr>
-                <w:sz w:val="20"/>
-              </w:rPr>
-              <w:t>**M2–M6**</w:t>
-            </w:r>
-          </w:p>
-        </w:tc>
-        <w:tc>
-          <w:tcPr>
-            <w:tcW w:type="dxa" w:w="2880"/>
-          </w:tcPr>
-          <w:p>
-            <w:r>
-              <w:rPr>
-                <w:sz w:val="20"/>
-              </w:rPr>
-              <w:t>Rampa a **≥97 activas**</w:t>
-            </w:r>
-          </w:p>
-        </w:tc>
-        <w:tc>
-          <w:tcPr>
-            <w:tcW w:type="dxa" w:w="2880"/>
-          </w:tcPr>
-          <w:p>
-            <w:r>
-              <w:rPr>
-                <w:sz w:val="20"/>
-              </w:rPr>
-              <w:t>Geo-target Bella Florida + El Socorro; referidos farmacia</w:t>
-            </w:r>
-          </w:p>
-        </w:tc>
-      </w:tr>
-    </w:tbl>
-    <w:p/>
-    <w:p>
-      <w:r/>
-      <w:r>
-        <w:rPr>
-          <w:b/>
-        </w:rPr>
-        <w:t>Mensaje:</w:t>
-      </w:r>
-      <w:r>
-        <w:t xml:space="preserve"> no gastamos tráfico masivo a pacientes </w:t>
-      </w:r>
-      <w:r>
-        <w:rPr>
-          <w:b/>
-        </w:rPr>
-        <w:t>antes</w:t>
-      </w:r>
-      <w:r>
-        <w:t xml:space="preserve"> de tener catálogo en farmacias piloto; el </w:t>
-      </w:r>
-      <w:r>
-        <w:rPr>
-          <w:b/>
-        </w:rPr>
-        <w:t>B2B es el motor de liquidez</w:t>
-      </w:r>
-      <w:r>
-        <w:t xml:space="preserve"> en Fase 0.</w:t>
-      </w:r>
-    </w:p>
-    <w:p>
-      <w:r/>
-      <w:r>
-        <w:rPr>
-          <w:b/>
-        </w:rPr>
-        <w:t>Riesgo:</w:t>
-      </w:r>
-      <w:r>
-        <w:t xml:space="preserve"> demanda B2C más lenta que firmas B2B → ingresos por debajo del placeholder. Mitigación: QR en mostrador, referidos desde farmacia, recorte de publicidad si el costo por paciente es alto.</w:t>
-      </w:r>
-    </w:p>
-    <w:p>
-      <w:r>
-        <w:t>────────────────────────────────────────</w:t>
-      </w:r>
-    </w:p>
-    <w:p>
-      <w:pPr>
-        <w:pStyle w:val="Heading2"/>
-      </w:pPr>
-      <w:r>
-        <w:t>2.11 Defensibilidad</w:t>
-      </w:r>
-    </w:p>
-    <w:p>
-      <w:r/>
-      <w:r>
-        <w:rPr>
-          <w:b/>
-        </w:rPr>
-        <w:t>Pionero</w:t>
-      </w:r>
-      <w:r>
-        <w:t xml:space="preserve"> en independientes Valencia es </w:t>
-      </w:r>
-      <w:r>
-        <w:rPr>
-          <w:b/>
-        </w:rPr>
-        <w:t>ventaja de entrada</w:t>
-      </w:r>
-      <w:r>
-        <w:t>, no barrera permanente.</w:t>
-      </w:r>
-    </w:p>
-    <w:tbl>
-      <w:tblPr>
-        <w:tblStyle w:val="TableGrid"/>
-        <w:tblW w:type="auto" w:w="0"/>
-        <w:tblLook w:firstColumn="1" w:firstRow="1" w:lastColumn="0" w:lastRow="0" w:noHBand="0" w:noVBand="1" w:val="04A0"/>
-      </w:tblPr>
-      <w:tblGrid>
-        <w:gridCol w:w="2880"/>
-        <w:gridCol w:w="2880"/>
-        <w:gridCol w:w="2880"/>
-      </w:tblGrid>
-      <w:tr>
-        <w:tc>
-          <w:tcPr>
-            <w:tcW w:type="dxa" w:w="2880"/>
-            <w:shd w:fill="1E2A5A"/>
-          </w:tcPr>
-          <w:p>
-            <w:r>
-              <w:rPr>
-                <w:b/>
-                <w:color w:val="FFFFFF"/>
-                <w:sz w:val="20"/>
-              </w:rPr>
-              <w:t>Ventaja</w:t>
+              <w:t>Moat</w:t>
             </w:r>
           </w:p>
         </w:tc>
@@ -2263,7 +2360,7 @@
               <w:rPr>
                 <w:sz w:val="20"/>
               </w:rPr>
-              <w:t>**Flujo de receta integrado**</w:t>
+              <w:t>**Flujo Rx integrado**</w:t>
             </w:r>
           </w:p>
         </w:tc>
@@ -2276,7 +2373,7 @@
               <w:rPr>
                 <w:sz w:val="20"/>
               </w:rPr>
-              <w:t>Validación por farmacéutico de la farmacia en app</w:t>
+              <w:t>Validación por farmacéutico **de la farmacia** en app; trazabilidad audit log</w:t>
             </w:r>
           </w:p>
         </w:tc>
@@ -2289,7 +2386,7 @@
               <w:rPr>
                 <w:sz w:val="20"/>
               </w:rPr>
-              <w:t>Agregadores genéricos no validan receta digital en VE</w:t>
+              <w:t>Agregadores genéricos **no** validan receta digital en VE ([PERFIL_MERCADO_PILOTO.md](PERFIL_MERCADO_PILOTO.md) §5.6) *[PENDIENTE dictamen]*</w:t>
             </w:r>
           </w:p>
         </w:tc>
@@ -2304,7 +2401,7 @@
               <w:rPr>
                 <w:sz w:val="20"/>
               </w:rPr>
-              <w:t>**Costo de cambio operativo**</w:t>
+              <w:t>**Switching cost operativo**</w:t>
             </w:r>
           </w:p>
         </w:tc>
@@ -2317,7 +2414,7 @@
               <w:rPr>
                 <w:sz w:val="20"/>
               </w:rPr>
-              <w:t>Catálogo, historial, farmacéutico capacitado, contrato</w:t>
+              <w:t>Catálogo cargado, historial de órdenes, farmacéutico capacitado, contrato marco anual</w:t>
             </w:r>
           </w:p>
         </w:tc>
@@ -2330,7 +2427,7 @@
               <w:rPr>
                 <w:sz w:val="20"/>
               </w:rPr>
-              <w:t>Re-onboarding costoso al cambiar de marketplace</w:t>
+              <w:t>Cambiar a otro marketplace implica re-onboarding + pérdida de historial</w:t>
             </w:r>
           </w:p>
         </w:tc>
@@ -2345,7 +2442,7 @@
               <w:rPr>
                 <w:sz w:val="20"/>
               </w:rPr>
-              <w:t>**Un carrito por farmacia + pagos VE**</w:t>
+              <w:t>**Uni-pharmacy + pagos VE nativos**</w:t>
             </w:r>
           </w:p>
         </w:tc>
@@ -2358,7 +2455,7 @@
               <w:rPr>
                 <w:sz w:val="20"/>
               </w:rPr>
-              <w:t>Checkout local sin procesador propio</w:t>
+              <w:t>Un carrito por farmacia; Pago Móvil / Zelle / Binance sin PSP Zonix</w:t>
             </w:r>
           </w:p>
         </w:tc>
@@ -2371,7 +2468,7 @@
               <w:rPr>
                 <w:sz w:val="20"/>
               </w:rPr>
-              <w:t>Difícil de replicar para agregador genérico</w:t>
+              <w:t>Difícil de replicar para agregador genérico sin adaptar stack VE</w:t>
             </w:r>
           </w:p>
         </w:tc>
@@ -2399,7 +2496,7 @@
               <w:rPr>
                 <w:sz w:val="20"/>
               </w:rPr>
-              <w:t>Cuota 25/40/55 + % bajo</w:t>
+              <w:t>Cuota **45/60/70** + % GMV bajo vs 25–35% agregador (esc.1 v4)</w:t>
             </w:r>
           </w:p>
         </w:tc>
@@ -2412,7 +2509,48 @@
               <w:rPr>
                 <w:sz w:val="20"/>
               </w:rPr>
-              <w:t>Estructura pegada al contrato, no descuento temporal</w:t>
+              <w:t>Estructura de costo **pegada al contrato**; no solo descuento temporal</w:t>
+            </w:r>
+          </w:p>
+        </w:tc>
+      </w:tr>
+      <w:tr>
+        <w:tc>
+          <w:tcPr>
+            <w:tcW w:type="dxa" w:w="2880"/>
+          </w:tcPr>
+          <w:p>
+            <w:r>
+              <w:rPr>
+                <w:sz w:val="20"/>
+              </w:rPr>
+              <w:t>**Datos operativos (no clínico)**</w:t>
+            </w:r>
+          </w:p>
+        </w:tc>
+        <w:tc>
+          <w:tcPr>
+            <w:tcW w:type="dxa" w:w="2880"/>
+          </w:tcPr>
+          <w:p>
+            <w:r>
+              <w:rPr>
+                <w:sz w:val="20"/>
+              </w:rPr>
+              <w:t>Logs de validación Rx, tiempos SLA, disputas — cifrados, retención limitada</w:t>
+            </w:r>
+          </w:p>
+        </w:tc>
+        <w:tc>
+          <w:tcPr>
+            <w:tcW w:type="dxa" w:w="2880"/>
+          </w:tcPr>
+          <w:p>
+            <w:r>
+              <w:rPr>
+                <w:sz w:val="20"/>
+              </w:rPr>
+              <w:t>Mejora operación farmacia; **no** prometer «IA diagnóstica» en piloto</w:t>
             </w:r>
           </w:p>
         </w:tc>
@@ -2425,10 +2563,10 @@
         <w:rPr>
           <w:b/>
         </w:rPr>
-        <w:t>Lo que NO es ventaja hoy:</w:t>
-      </w:r>
-      <w:r>
-        <w:t xml:space="preserve"> escala nacional, red de laboratorios, teleconsulta, integración IVSS — roadmap post-Day-D.</w:t>
+        <w:t>Lo que NO es moat hoy:</w:t>
+      </w:r>
+      <w:r>
+        <w:t xml:space="preserve"> escala nacional, red de laboratorios, teleconsulta, integración IVSS — roadmap post-Day-D, no piloto.</w:t>
       </w:r>
     </w:p>
     <w:p>
@@ -2437,24 +2575,717 @@
         <w:rPr>
           <w:b/>
         </w:rPr>
-        <w:t>Honestidad:</w:t>
-      </w:r>
-      <w:r>
-        <w:t xml:space="preserve"> Farmatodo podría lanzar marketplace propio en 18–24 meses; lo defendible en M12 es </w:t>
+        <w:t>Honestidad (prudencia):</w:t>
+      </w:r>
+      <w:r>
+        <w:t xml:space="preserve"> Farmatodo podría lanzar marketplace propio en 18–24 meses ([PERFIL_MERCADO_PILOTO.md](PERFIL_MERCADO_PILOTO.md) §9); el moat defensible en M12 es </w:t>
       </w:r>
       <w:r>
         <w:rPr>
           <w:b/>
         </w:rPr>
-        <w:t>relación B2B + flujo de receta + costo total</w:t>
-      </w:r>
-      <w:r>
-        <w:t xml:space="preserve"> en la zona piloto.</w:t>
+        <w:t>relación B2B + flujo Rx + costo total</w:t>
+      </w:r>
+      <w:r>
+        <w:t xml:space="preserve"> en la zona piloto, no exclusividad legal.</w:t>
       </w:r>
     </w:p>
     <w:p>
-      <w:r>
-        <w:t>────────────────────────────────────────</w:t>
+      <w:pPr>
+        <w:pStyle w:val="Heading2"/>
+      </w:pPr>
+      <w:r>
+        <w:t>2.12 Business Model Canvas (resumen — sin cifras nuevas)</w:t>
+      </w:r>
+    </w:p>
+    <w:p>
+      <w:r>
+        <w:t xml:space="preserve">Vista única para data room; detalle en docs hermanos. </w:t>
+      </w:r>
+      <w:r>
+        <w:rPr>
+          <w:b/>
+        </w:rPr>
+        <w:t>ARPF ~52</w:t>
+      </w:r>
+      <w:r>
+        <w:t xml:space="preserve"> y tier único </w:t>
+      </w:r>
+      <w:r>
+        <w:rPr>
+          <w:b/>
+        </w:rPr>
+        <w:t>237.412 (Excel)</w:t>
+      </w:r>
+      <w:r>
+        <w:t xml:space="preserve"> desde [README.md](README.md) y [MODELO_FINANCIERO_ZONIX_PHARMA.md](MODELO_FINANCIERO_ZONIX_PHARMA.md).</w:t>
+      </w:r>
+    </w:p>
+    <w:tbl>
+      <w:tblPr>
+        <w:tblStyle w:val="TableGrid"/>
+        <w:tblW w:type="auto" w:w="0"/>
+        <w:tblLook w:firstColumn="1" w:firstRow="1" w:lastColumn="0" w:lastRow="0" w:noHBand="0" w:noVBand="1" w:val="04A0"/>
+      </w:tblPr>
+      <w:tblGrid>
+        <w:gridCol w:w="2160"/>
+        <w:gridCol w:w="2160"/>
+        <w:gridCol w:w="2160"/>
+        <w:gridCol w:w="2160"/>
+      </w:tblGrid>
+      <w:tr>
+        <w:tc>
+          <w:tcPr>
+            <w:tcW w:type="dxa" w:w="2160"/>
+            <w:shd w:fill="1E2A5A"/>
+          </w:tcPr>
+          <w:p>
+            <w:r>
+              <w:rPr>
+                <w:b/>
+                <w:color w:val="FFFFFF"/>
+                <w:sz w:val="20"/>
+              </w:rPr>
+              <w:t>Bloque Canvas</w:t>
+            </w:r>
+          </w:p>
+        </w:tc>
+        <w:tc>
+          <w:tcPr>
+            <w:tcW w:type="dxa" w:w="2160"/>
+            <w:shd w:fill="1E2A5A"/>
+          </w:tcPr>
+          <w:p>
+            <w:r>
+              <w:rPr>
+                <w:b/>
+                <w:color w:val="FFFFFF"/>
+                <w:sz w:val="20"/>
+              </w:rPr>
+              <w:t>Zonix Pharma (piloto Valencia)</w:t>
+            </w:r>
+          </w:p>
+        </w:tc>
+        <w:tc>
+          <w:tcPr>
+            <w:tcW w:type="dxa" w:w="2160"/>
+            <w:shd w:fill="1E2A5A"/>
+          </w:tcPr>
+          <w:p>
+            <w:r>
+              <w:rPr>
+                <w:b/>
+                <w:color w:val="FFFFFF"/>
+                <w:sz w:val="20"/>
+              </w:rPr>
+              <w:t>Hipótesis a validar (Fase 0)</w:t>
+            </w:r>
+          </w:p>
+        </w:tc>
+        <w:tc>
+          <w:tcPr>
+            <w:tcW w:type="dxa" w:w="2160"/>
+            <w:shd w:fill="1E2A5A"/>
+          </w:tcPr>
+          <w:p>
+            <w:r>
+              <w:rPr>
+                <w:b/>
+                <w:color w:val="FFFFFF"/>
+                <w:sz w:val="20"/>
+              </w:rPr>
+              <w:t>Doc fuente</w:t>
+            </w:r>
+          </w:p>
+        </w:tc>
+      </w:tr>
+      <w:tr>
+        <w:tc>
+          <w:tcPr>
+            <w:tcW w:type="dxa" w:w="2160"/>
+          </w:tcPr>
+          <w:p>
+            <w:r>
+              <w:rPr>
+                <w:sz w:val="20"/>
+              </w:rPr>
+              <w:t>**Segmentos**</w:t>
+            </w:r>
+          </w:p>
+        </w:tc>
+        <w:tc>
+          <w:tcPr>
+            <w:tcW w:type="dxa" w:w="2160"/>
+          </w:tcPr>
+          <w:p>
+            <w:r>
+              <w:rPr>
+                <w:sz w:val="20"/>
+              </w:rPr>
+              <w:t>Farmacias independientes (B2B); paciente urbano/clase media (B2C); empresa `delivery_company` + `delivery_agent`; farmacéutico colegiado por farmacia</w:t>
+            </w:r>
+          </w:p>
+        </w:tc>
+        <w:tc>
+          <w:tcPr>
+            <w:tcW w:type="dxa" w:w="2160"/>
+          </w:tcPr>
+          <w:p>
+            <w:r>
+              <w:rPr>
+                <w:sz w:val="20"/>
+              </w:rPr>
+              <w:t>Dueño de farmacia independiente confirma dolor digital en ≥5 entrevistas mom-test sin mencionar Zonix</w:t>
+            </w:r>
+          </w:p>
+        </w:tc>
+        <w:tc>
+          <w:tcPr>
+            <w:tcW w:type="dxa" w:w="2160"/>
+          </w:tcPr>
+          <w:p>
+            <w:r>
+              <w:rPr>
+                <w:sz w:val="20"/>
+              </w:rPr>
+              <w:t>PROPUESTA ×3, PERFIL §6</w:t>
+            </w:r>
+          </w:p>
+        </w:tc>
+      </w:tr>
+      <w:tr>
+        <w:tc>
+          <w:tcPr>
+            <w:tcW w:type="dxa" w:w="2160"/>
+          </w:tcPr>
+          <w:p>
+            <w:r>
+              <w:rPr>
+                <w:sz w:val="20"/>
+              </w:rPr>
+              <w:t>**Propuesta de valor**</w:t>
+            </w:r>
+          </w:p>
+        </w:tc>
+        <w:tc>
+          <w:tcPr>
+            <w:tcW w:type="dxa" w:w="2160"/>
+          </w:tcPr>
+          <w:p>
+            <w:r>
+              <w:rPr>
+                <w:sz w:val="20"/>
+              </w:rPr>
+              <w:t>Marketplace OTC/Rx con validación farmacéutico local, uni-pharmacy, pagos VE, tracking sin flota Zonix</w:t>
+            </w:r>
+          </w:p>
+        </w:tc>
+        <w:tc>
+          <w:tcPr>
+            <w:tcW w:type="dxa" w:w="2160"/>
+          </w:tcPr>
+          <w:p>
+            <w:r>
+              <w:rPr>
+                <w:sz w:val="20"/>
+              </w:rPr>
+              <w:t>Farmacia firma contrato marco en ≤30 días tras demo</w:t>
+            </w:r>
+          </w:p>
+        </w:tc>
+        <w:tc>
+          <w:tcPr>
+            <w:tcW w:type="dxa" w:w="2160"/>
+          </w:tcPr>
+          <w:p>
+            <w:r>
+              <w:rPr>
+                <w:sz w:val="20"/>
+              </w:rPr>
+              <w:t>BRIEF; PROPUESTA_USUARIO_FINAL §2.2</w:t>
+            </w:r>
+          </w:p>
+        </w:tc>
+      </w:tr>
+      <w:tr>
+        <w:tc>
+          <w:tcPr>
+            <w:tcW w:type="dxa" w:w="2160"/>
+          </w:tcPr>
+          <w:p>
+            <w:r>
+              <w:rPr>
+                <w:sz w:val="20"/>
+              </w:rPr>
+              <w:t>**Canales**</w:t>
+            </w:r>
+          </w:p>
+        </w:tc>
+        <w:tc>
+          <w:tcPr>
+            <w:tcW w:type="dxa" w:w="2160"/>
+          </w:tcPr>
+          <w:p>
+            <w:r>
+              <w:rPr>
+                <w:sz w:val="20"/>
+              </w:rPr>
+              <w:t>**4× Sales** (todos los tiers; sueldos difieren) campo; Meta Ads + valla + referidos mostrador; app Android/iOS</w:t>
+            </w:r>
+          </w:p>
+        </w:tc>
+        <w:tc>
+          <w:tcPr>
+            <w:tcW w:type="dxa" w:w="2160"/>
+          </w:tcPr>
+          <w:p>
+            <w:r>
+              <w:rPr>
+                <w:sz w:val="20"/>
+              </w:rPr>
+              <w:t>Tasa de cierre real de Sales sostiene curva v3.3</w:t>
+            </w:r>
+          </w:p>
+        </w:tc>
+        <w:tc>
+          <w:tcPr>
+            <w:tcW w:type="dxa" w:w="2160"/>
+          </w:tcPr>
+          <w:p>
+            <w:r>
+              <w:rPr>
+                <w:sz w:val="20"/>
+              </w:rPr>
+              <w:t>PLAN §2–4; SUPUESTO_MARKETING</w:t>
+            </w:r>
+          </w:p>
+        </w:tc>
+      </w:tr>
+      <w:tr>
+        <w:tc>
+          <w:tcPr>
+            <w:tcW w:type="dxa" w:w="2160"/>
+          </w:tcPr>
+          <w:p>
+            <w:r>
+              <w:rPr>
+                <w:sz w:val="20"/>
+              </w:rPr>
+              <w:t>**Relación**</w:t>
+            </w:r>
+          </w:p>
+        </w:tc>
+        <w:tc>
+          <w:tcPr>
+            <w:tcW w:type="dxa" w:w="2160"/>
+          </w:tcPr>
+          <w:p>
+            <w:r>
+              <w:rPr>
+                <w:sz w:val="20"/>
+              </w:rPr>
+              <w:t>Contrato marco anual farmacia; CS + validación Rx; partner logístico bajo SLA</w:t>
+            </w:r>
+          </w:p>
+        </w:tc>
+        <w:tc>
+          <w:tcPr>
+            <w:tcW w:type="dxa" w:w="2160"/>
+          </w:tcPr>
+          <w:p>
+            <w:r>
+              <w:rPr>
+                <w:sz w:val="20"/>
+              </w:rPr>
+              <w:t>Farmacia activa catálogo y opera panel sin soporte diario tras onboarding</w:t>
+            </w:r>
+          </w:p>
+        </w:tc>
+        <w:tc>
+          <w:tcPr>
+            <w:tcW w:type="dxa" w:w="2160"/>
+          </w:tcPr>
+          <w:p>
+            <w:r>
+              <w:rPr>
+                <w:sz w:val="20"/>
+              </w:rPr>
+              <w:t>B2B §9; PLAN_MODULO</w:t>
+            </w:r>
+          </w:p>
+        </w:tc>
+      </w:tr>
+      <w:tr>
+        <w:tc>
+          <w:tcPr>
+            <w:tcW w:type="dxa" w:w="2160"/>
+          </w:tcPr>
+          <w:p>
+            <w:r>
+              <w:rPr>
+                <w:sz w:val="20"/>
+              </w:rPr>
+              <w:t>**Fuentes de ingreso**</w:t>
+            </w:r>
+          </w:p>
+        </w:tc>
+        <w:tc>
+          <w:tcPr>
+            <w:tcW w:type="dxa" w:w="2160"/>
+          </w:tcPr>
+          <w:p>
+            <w:r>
+              <w:rPr>
+                <w:sz w:val="20"/>
+              </w:rPr>
+              <w:t>Cuota **45/60/70** + % GMV farmacia (esc.1 v4); **8% × Σ delivery_fee + USD 0,30 × N envíos** a `delivery_company`</w:t>
+            </w:r>
+          </w:p>
+        </w:tc>
+        <w:tc>
+          <w:tcPr>
+            <w:tcW w:type="dxa" w:w="2160"/>
+          </w:tcPr>
+          <w:p>
+            <w:r>
+              <w:rPr>
+                <w:sz w:val="20"/>
+              </w:rPr>
+              <w:t>Farmacia paga la cuota tras vencer el waiver (mes 3) sin churn</w:t>
+            </w:r>
+          </w:p>
+        </w:tc>
+        <w:tc>
+          <w:tcPr>
+            <w:tcW w:type="dxa" w:w="2160"/>
+          </w:tcPr>
+          <w:p>
+            <w:r>
+              <w:rPr>
+                <w:sz w:val="20"/>
+              </w:rPr>
+              <w:t>B2B §5; PLAN_METODOS_PAGO §2.5</w:t>
+            </w:r>
+          </w:p>
+        </w:tc>
+      </w:tr>
+      <w:tr>
+        <w:tc>
+          <w:tcPr>
+            <w:tcW w:type="dxa" w:w="2160"/>
+          </w:tcPr>
+          <w:p>
+            <w:r>
+              <w:rPr>
+                <w:sz w:val="20"/>
+              </w:rPr>
+              <w:t>**Recursos clave**</w:t>
+            </w:r>
+          </w:p>
+        </w:tc>
+        <w:tc>
+          <w:tcPr>
+            <w:tcW w:type="dxa" w:w="2160"/>
+          </w:tcPr>
+          <w:p>
+            <w:r>
+              <w:rPr>
+                <w:sz w:val="20"/>
+              </w:rPr>
+              <w:t>Stack Laravel+Flutter (~4 años); founder+Co-CEO; farmacéuticos de cada farmacia aliada</w:t>
+            </w:r>
+          </w:p>
+        </w:tc>
+        <w:tc>
+          <w:tcPr>
+            <w:tcW w:type="dxa" w:w="2160"/>
+          </w:tcPr>
+          <w:p>
+            <w:r>
+              <w:rPr>
+                <w:sz w:val="20"/>
+              </w:rPr>
+              <w:t>Farmacéutico de la farmacia valida Rx dentro del TTL en operación real</w:t>
+            </w:r>
+          </w:p>
+        </w:tc>
+        <w:tc>
+          <w:tcPr>
+            <w:tcW w:type="dxa" w:w="2160"/>
+          </w:tcPr>
+          <w:p>
+            <w:r>
+              <w:rPr>
+                <w:sz w:val="20"/>
+              </w:rPr>
+              <w:t>§1 CONTEXTO; VOLCADO §1</w:t>
+            </w:r>
+          </w:p>
+        </w:tc>
+      </w:tr>
+      <w:tr>
+        <w:tc>
+          <w:tcPr>
+            <w:tcW w:type="dxa" w:w="2160"/>
+          </w:tcPr>
+          <w:p>
+            <w:r>
+              <w:rPr>
+                <w:sz w:val="20"/>
+              </w:rPr>
+              <w:t>**Actividades clave**</w:t>
+            </w:r>
+          </w:p>
+        </w:tc>
+        <w:tc>
+          <w:tcPr>
+            <w:tcW w:type="dxa" w:w="2160"/>
+          </w:tcPr>
+          <w:p>
+            <w:r>
+              <w:rPr>
+                <w:sz w:val="20"/>
+              </w:rPr>
+              <w:t>Onboarding B2B, catálogo, validación Rx, asignación partner, pagos manuales VE</w:t>
+            </w:r>
+          </w:p>
+        </w:tc>
+        <w:tc>
+          <w:tcPr>
+            <w:tcW w:type="dxa" w:w="2160"/>
+          </w:tcPr>
+          <w:p>
+            <w:r>
+              <w:rPr>
+                <w:sz w:val="20"/>
+              </w:rPr>
+              <w:t>Pedido E2E (OTC y Rx) completado con pago manual conciliado</w:t>
+            </w:r>
+          </w:p>
+        </w:tc>
+        <w:tc>
+          <w:tcPr>
+            <w:tcW w:type="dxa" w:w="2160"/>
+          </w:tcPr>
+          <w:p>
+            <w:r>
+              <w:rPr>
+                <w:sz w:val="20"/>
+              </w:rPr>
+              <w:t>PLAN_LANZAMIENTO; PLAN_MODULO</w:t>
+            </w:r>
+          </w:p>
+        </w:tc>
+      </w:tr>
+      <w:tr>
+        <w:tc>
+          <w:tcPr>
+            <w:tcW w:type="dxa" w:w="2160"/>
+          </w:tcPr>
+          <w:p>
+            <w:r>
+              <w:rPr>
+                <w:sz w:val="20"/>
+              </w:rPr>
+              <w:t>**Socios clave**</w:t>
+            </w:r>
+          </w:p>
+        </w:tc>
+        <w:tc>
+          <w:tcPr>
+            <w:tcW w:type="dxa" w:w="2160"/>
+          </w:tcPr>
+          <w:p>
+            <w:r>
+              <w:rPr>
+                <w:sz w:val="20"/>
+              </w:rPr>
+              <w:t>Farmacias piloto; **empresa(s) concesionaria** última milla; abogado/contador VE *[PENDIENTE]*</w:t>
+            </w:r>
+          </w:p>
+        </w:tc>
+        <w:tc>
+          <w:tcPr>
+            <w:tcW w:type="dxa" w:w="2160"/>
+          </w:tcPr>
+          <w:p>
+            <w:r>
+              <w:rPr>
+                <w:sz w:val="20"/>
+              </w:rPr>
+              <w:t>Partner delivery cumple SLA en zona piloto con 10-15 agentes</w:t>
+            </w:r>
+          </w:p>
+        </w:tc>
+        <w:tc>
+          <w:tcPr>
+            <w:tcW w:type="dxa" w:w="2160"/>
+          </w:tcPr>
+          <w:p>
+            <w:r>
+              <w:rPr>
+                <w:sz w:val="20"/>
+              </w:rPr>
+              <w:t>TERCER_LADO; REGISTRO P1-05/06</w:t>
+            </w:r>
+          </w:p>
+        </w:tc>
+      </w:tr>
+      <w:tr>
+        <w:tc>
+          <w:tcPr>
+            <w:tcW w:type="dxa" w:w="2160"/>
+          </w:tcPr>
+          <w:p>
+            <w:r>
+              <w:rPr>
+                <w:sz w:val="20"/>
+              </w:rPr>
+              <w:t>**Estructura de costos**</w:t>
+            </w:r>
+          </w:p>
+        </w:tc>
+        <w:tc>
+          <w:tcPr>
+            <w:tcW w:type="dxa" w:w="2160"/>
+          </w:tcPr>
+          <w:p>
+            <w:r>
+              <w:rPr>
+                <w:sz w:val="20"/>
+              </w:rPr>
+              <w:t>Fase 0 + burn post-Day-D (Lean ask **~14.346**/mes promedio); CAC farmacia **139**</w:t>
+            </w:r>
+          </w:p>
+        </w:tc>
+        <w:tc>
+          <w:tcPr>
+            <w:tcW w:type="dxa" w:w="2160"/>
+          </w:tcPr>
+          <w:p>
+            <w:r>
+              <w:rPr>
+                <w:sz w:val="20"/>
+              </w:rPr>
+              <w:t>Burn real Fase 0 ≤ **~50.260** presupuestado; CAC real ≤ 139 ±20%</w:t>
+            </w:r>
+          </w:p>
+        </w:tc>
+        <w:tc>
+          <w:tcPr>
+            <w:tcW w:type="dxa" w:w="2160"/>
+          </w:tcPr>
+          <w:p>
+            <w:r>
+              <w:rPr>
+                <w:sz w:val="20"/>
+              </w:rPr>
+              <w:t>BRIEF v4; UNIT §3</w:t>
+            </w:r>
+          </w:p>
+        </w:tc>
+      </w:tr>
+    </w:tbl>
+    <w:p/>
+    <w:p>
+      <w:r>
+        <w:rPr>
+          <w:i/>
+        </w:rPr>
+        <w:t>Si ≥3 entrevistas o el dato real T+60 contradicen una hipótesis, aplicar pivot por bloque según `zonix-lean-canvas` (§ pivot) **antes** de escalar Meta Ads — el paciente (B2C) se valida con repeat M2 post-Day-D.</w:t>
+      </w:r>
+    </w:p>
+    <w:p>
+      <w:pPr>
+        <w:pStyle w:val="Heading2"/>
+      </w:pPr>
+      <w:r>
+        <w:t>2.13 Evidencia de mercado antes de recontacto fondos tipo 500</w:t>
+      </w:r>
+    </w:p>
+    <w:p>
+      <w:r/>
+      <w:r>
+        <w:rPr>
+          <w:b/>
+        </w:rPr>
+        <w:t>Decisión (7 ago 2026):</w:t>
+      </w:r>
+      <w:r>
+        <w:t xml:space="preserve"> tras el rechazo de </w:t>
+      </w:r>
+      <w:r>
+        <w:rPr>
+          <w:b/>
+        </w:rPr>
+        <w:t>500 LatAm</w:t>
+      </w:r>
+      <w:r>
+        <w:t xml:space="preserve"> (“carece de MVP/demo funcional”), el pack distingue </w:t>
+      </w:r>
+      <w:r>
+        <w:rPr>
+          <w:b/>
+        </w:rPr>
+        <w:t>MVP técnico</w:t>
+      </w:r>
+      <w:r>
+        <w:t xml:space="preserve"> (staging + Rx + tests) de </w:t>
+      </w:r>
+      <w:r>
+        <w:rPr>
+          <w:b/>
+        </w:rPr>
+        <w:t>evidencia de mercado</w:t>
+      </w:r>
+      <w:r>
+        <w:t xml:space="preserve"> (demo 3–5 min + early adopters en Valencia). No se recontacta a 500 ni se vende “producto en mercado” sin esa evidencia. Plan A de caja sigue </w:t>
+      </w:r>
+      <w:r>
+        <w:rPr>
+          <w:b/>
+        </w:rPr>
+        <w:t>Epakon / Casa212 / ALGEN</w:t>
+      </w:r>
+      <w:r>
+        <w:t>.</w:t>
+      </w:r>
+    </w:p>
+    <w:p>
+      <w:r/>
+      <w:r>
+        <w:rPr>
+          <w:b/>
+        </w:rPr>
+        <w:t>Por qué:</w:t>
+      </w:r>
+      <w:r/>
+    </w:p>
+    <w:p>
+      <w:r>
+        <w:t>- Fondos early-stage miden adopción y demo consumible, no solo suite de tests.</w:t>
+      </w:r>
+    </w:p>
+    <w:p>
+      <w:r>
+        <w:t>- Beachhead Valencia + ops no escalables (PG) + MVT (Biyani) cierran el gap sin overbuild de features.</w:t>
+      </w:r>
+    </w:p>
+    <w:p>
+      <w:r>
+        <w:t>- Freeze de alcance en pitch: happy path Rx/OTC, no 20 insights.</w:t>
+      </w:r>
+    </w:p>
+    <w:p>
+      <w:r/>
+      <w:r>
+        <w:rPr>
+          <w:b/>
+        </w:rPr>
+        <w:t>Fuente:</w:t>
+      </w:r>
+      <w:r>
+        <w:t xml:space="preserve"> [APRENDIZAJE_500_EVIDENCIA_MERCADO.md](APRENDIZAJE_500_EVIDENCIA_MERCADO.md) · playbooks [`../Inversionistas/500-latam/`](../Inversionistas/500-latam/).</w:t>
       </w:r>
     </w:p>
     <w:p>
@@ -2462,37 +3293,46 @@
         <w:pStyle w:val="Heading1"/>
       </w:pPr>
       <w:r>
-        <w:t>3. Lo que NO decimos (porque puede confundir)</w:t>
+        <w:t>3. Lo que NO se dice en el pitch (porque puede confundir)</w:t>
       </w:r>
     </w:p>
     <w:p>
       <w:r>
-        <w:t>- No prometemos monetización por publicidad de laboratorios (upside futuro).</w:t>
+        <w:t>- No se promete monetización por publicidad de laboratorios. Es un upside futuro, no parte del modelo base.</w:t>
       </w:r>
     </w:p>
     <w:p>
       <w:r>
-        <w:t>- No prometemos expansión a Colombia o México en año 1.</w:t>
+        <w:t>- No se promete expansión a Colombia o México en año 1. Es upside, no commitment.</w:t>
       </w:r>
     </w:p>
     <w:p>
       <w:r>
-        <w:t>- No prometemos integración con seguros médicos / IVSS (convenios 12–18 meses).</w:t>
+        <w:t>- No se promete integración con seguros médicos / IVSS. Es un módulo que requiere convenios de 12-18 meses.</w:t>
       </w:r>
     </w:p>
     <w:p>
       <w:r>
-        <w:t>- No prometemos teleconsulta médica (vertical adyacente, no piloto).</w:t>
+        <w:t>- No se promete teleconsulta médica. Es un vertical adyacente, no MVP.</w:t>
       </w:r>
     </w:p>
     <w:p>
       <w:r>
-        <w:t>- No prometemos ERP de inventario ni comparador de droguerías en año 1.</w:t>
+        <w:t>- No se dice “ya estamos en mercado / toda Venezuela” sin farmacias y pedidos reales (aprendizaje 500).</w:t>
       </w:r>
     </w:p>
     <w:p>
       <w:r>
-        <w:t>────────────────────────────────────────</w:t>
+        <w:t xml:space="preserve">- No se confunde </w:t>
+      </w:r>
+      <w:r>
+        <w:rPr>
+          <w:b/>
+        </w:rPr>
+        <w:t>443 tests</w:t>
+      </w:r>
+      <w:r>
+        <w:t xml:space="preserve"> con “MVP validado por early adopters”.</w:t>
       </w:r>
     </w:p>
     <w:p>
@@ -2500,7 +3340,7 @@
         <w:pStyle w:val="Heading1"/>
       </w:pPr>
       <w:r>
-        <w:t>4. Glosario rápido</w:t>
+        <w:t>4. Glosario rápido (para el founder, no para el inversor)</w:t>
       </w:r>
     </w:p>
     <w:tbl>
@@ -2543,7 +3383,7 @@
                 <w:color w:val="FFFFFF"/>
                 <w:sz w:val="20"/>
               </w:rPr>
-              <w:t>Significado</w:t>
+              <w:t>Significado simple</w:t>
             </w:r>
           </w:p>
         </w:tc>
@@ -2559,7 +3399,7 @@
                 <w:color w:val="FFFFFF"/>
                 <w:sz w:val="20"/>
               </w:rPr>
-              <w:t>En Zonix</w:t>
+              <w:t>Aplicado a Zonix Pharma</w:t>
             </w:r>
           </w:p>
         </w:tc>
@@ -2574,7 +3414,7 @@
               <w:rPr>
                 <w:sz w:val="20"/>
               </w:rPr>
-              <w:t>**Ventas en app (GMV)**</w:t>
+              <w:t>**GMV**</w:t>
             </w:r>
           </w:p>
         </w:tc>
@@ -2587,7 +3427,7 @@
               <w:rPr>
                 <w:sz w:val="20"/>
               </w:rPr>
-              <w:t>Valor bruto de transacciones en app</w:t>
+              <w:t>Gross Merchandise Value: total por transacción completada en la app en el mes (definición operativa §5.5 B2B).</w:t>
             </w:r>
           </w:p>
         </w:tc>
@@ -2600,7 +3440,7 @@
               <w:rPr>
                 <w:sz w:val="20"/>
               </w:rPr>
-              <w:t>Base para calcular % de fee</w:t>
+              <w:t>Si las farmacias venden USD 200k/mes a través de la app, GMV = USD 200k. **Zonix Pharma** cobra **cuota fija + fee %** sobre ese GMV según nivel; la farmacia se queda con el neto de venta según su operación.</w:t>
             </w:r>
           </w:p>
         </w:tc>
@@ -2628,7 +3468,7 @@
               <w:rPr>
                 <w:sz w:val="20"/>
               </w:rPr>
-              <w:t>Costo de adquirir una farmacia</w:t>
+              <w:t>Costo de adquirir un cliente.</w:t>
             </w:r>
           </w:p>
         </w:tc>
@@ -2641,7 +3481,7 @@
               <w:rPr>
                 <w:sz w:val="20"/>
               </w:rPr>
-              <w:t>**USD 139**</w:t>
+              <w:t>Cuánto gasta **Zonix Pharma** en marketing + **Sales** para firmar UNA farmacia. **USD 139** (ver [UNIT_ECONOMICS.md](UNIT_ECONOMICS.md) §3).</w:t>
             </w:r>
           </w:p>
         </w:tc>
@@ -2669,7 +3509,7 @@
               <w:rPr>
                 <w:sz w:val="20"/>
               </w:rPr>
-              <w:t>Valor de vida del cliente farmacia</w:t>
+              <w:t>Lifetime Value: cuánto paga ese cliente en toda su vida con nosotros.</w:t>
             </w:r>
           </w:p>
         </w:tc>
@@ -2682,7 +3522,7 @@
               <w:rPr>
                 <w:sz w:val="20"/>
               </w:rPr>
-              <w:t>**USD 1.000** (ingreso medio ~50 × ~20 meses)</w:t>
+              <w:t>Una farmacia en promedio paga USD **~52**/mes durante 20 meses = USD **1.040** *(ARPF Excel v4 placeholder; LTV/CAC ~7,5x con CAC 139).*</w:t>
             </w:r>
           </w:p>
         </w:tc>
@@ -2710,7 +3550,7 @@
               <w:rPr>
                 <w:sz w:val="20"/>
               </w:rPr>
-              <w:t>Eficiencia del negocio</w:t>
+              <w:t>Eficiencia del negocio.</w:t>
             </w:r>
           </w:p>
         </w:tc>
@@ -2723,7 +3563,7 @@
               <w:rPr>
                 <w:sz w:val="20"/>
               </w:rPr>
-              <w:t>**~7,2x** (&gt;3x bueno; &gt;5x excelente)</w:t>
+              <w:t>**~7,5x** (con CAC **139** y ARPF placeholder **~52**). &gt; 3x ya es bueno; &gt; 5x es excelente.</w:t>
             </w:r>
           </w:p>
         </w:tc>
@@ -2751,7 +3591,7 @@
               <w:rPr>
                 <w:sz w:val="20"/>
               </w:rPr>
-              <w:t>% clientes que se van al mes</w:t>
+              <w:t>Porcentaje de clientes que se van cada mes.</w:t>
             </w:r>
           </w:p>
         </w:tc>
@@ -2764,7 +3604,7 @@
               <w:rPr>
                 <w:sz w:val="20"/>
               </w:rPr>
-              <w:t>5%</w:t>
+              <w:t>5%. Si tengo 100 farmacias, mes que viene tendré 95 (sin contar nuevas).</w:t>
             </w:r>
           </w:p>
         </w:tc>
@@ -2792,7 +3632,7 @@
               <w:rPr>
                 <w:sz w:val="20"/>
               </w:rPr>
-              <w:t>Pérdida mensual mientras no hay equilibrio</w:t>
+              <w:t>Gasto operativo mensual post-Day-D.</w:t>
             </w:r>
           </w:p>
         </w:tc>
@@ -2805,7 +3645,130 @@
               <w:rPr>
                 <w:sz w:val="20"/>
               </w:rPr>
-              <w:t>**~USD 8.108**/mes promedio (Lean)</w:t>
+              <w:t>**~USD 14.346**/mes (burn Y1 **172.152** — Excel Detallado). Esc.1 P&amp;L: costos M1 **11.411** / M2 **14.846** / M3–12 **14.346**.</w:t>
+            </w:r>
+          </w:p>
+        </w:tc>
+      </w:tr>
+      <w:tr>
+        <w:tc>
+          <w:tcPr>
+            <w:tcW w:type="dxa" w:w="2880"/>
+          </w:tcPr>
+          <w:p>
+            <w:r>
+              <w:rPr>
+                <w:sz w:val="20"/>
+              </w:rPr>
+              <w:t>**SAFE**</w:t>
+            </w:r>
+          </w:p>
+        </w:tc>
+        <w:tc>
+          <w:tcPr>
+            <w:tcW w:type="dxa" w:w="2880"/>
+          </w:tcPr>
+          <w:p>
+            <w:r>
+              <w:rPr>
+                <w:sz w:val="20"/>
+              </w:rPr>
+              <w:t>Contrato simple de inversión. El inversor da dinero hoy, recibe equity en la próxima ronda.</w:t>
+            </w:r>
+          </w:p>
+        </w:tc>
+        <w:tc>
+          <w:tcPr>
+            <w:tcW w:type="dxa" w:w="2880"/>
+          </w:tcPr>
+          <w:p>
+            <w:r>
+              <w:rPr>
+                <w:sz w:val="20"/>
+              </w:rPr>
+              <w:t>**USD 237.412** con cap **USD 600k** (~**39,57%**).</w:t>
+            </w:r>
+          </w:p>
+        </w:tc>
+      </w:tr>
+      <w:tr>
+        <w:tc>
+          <w:tcPr>
+            <w:tcW w:type="dxa" w:w="2880"/>
+          </w:tcPr>
+          <w:p>
+            <w:r>
+              <w:rPr>
+                <w:sz w:val="20"/>
+              </w:rPr>
+              <w:t>**Cap**</w:t>
+            </w:r>
+          </w:p>
+        </w:tc>
+        <w:tc>
+          <w:tcPr>
+            <w:tcW w:type="dxa" w:w="2880"/>
+          </w:tcPr>
+          <w:p>
+            <w:r>
+              <w:rPr>
+                <w:sz w:val="20"/>
+              </w:rPr>
+              <w:t>Valuación máxima a la que el SAFE convierte.</w:t>
+            </w:r>
+          </w:p>
+        </w:tc>
+        <w:tc>
+          <w:tcPr>
+            <w:tcW w:type="dxa" w:w="2880"/>
+          </w:tcPr>
+          <w:p>
+            <w:r>
+              <w:rPr>
+                <w:sz w:val="20"/>
+              </w:rPr>
+              <w:t>Si la próxima ronda valora **Zonix Pharma** en USD 800k, el inversor convierte como si fuera **USD 600k** (**Lean**) — recibe más equity que a valuación plena.</w:t>
+            </w:r>
+          </w:p>
+        </w:tc>
+      </w:tr>
+      <w:tr>
+        <w:tc>
+          <w:tcPr>
+            <w:tcW w:type="dxa" w:w="2880"/>
+          </w:tcPr>
+          <w:p>
+            <w:r>
+              <w:rPr>
+                <w:sz w:val="20"/>
+              </w:rPr>
+              <w:t>**TAM / SAM / SOM**</w:t>
+            </w:r>
+          </w:p>
+        </w:tc>
+        <w:tc>
+          <w:tcPr>
+            <w:tcW w:type="dxa" w:w="2880"/>
+          </w:tcPr>
+          <w:p>
+            <w:r>
+              <w:rPr>
+                <w:sz w:val="20"/>
+              </w:rPr>
+              <w:t>Mercado total / accesible / capturable.</w:t>
+            </w:r>
+          </w:p>
+        </w:tc>
+        <w:tc>
+          <w:tcPr>
+            <w:tcW w:type="dxa" w:w="2880"/>
+          </w:tcPr>
+          <w:p>
+            <w:r>
+              <w:rPr>
+                <w:sz w:val="20"/>
+              </w:rPr>
+              <w:t>TAM Venezuela USD 1.638M. **SOM** (farmacias / penetración): [PERFIL_MERCADO_PILOTO.md](PERFIL_MERCADO_PILOTO.md) §3 y [BRIEF_UNA_PAGINA.md](BRIEF_UNA_PAGINA.md). **Ingreso B2B acumulado año 1** (esc.1, sin waiver): **~USD 228.796**; FCF Y1 **+59.079**; cash M12 **246.231**.</w:t>
             </w:r>
           </w:p>
         </w:tc>
@@ -2833,7 +3796,7 @@
               <w:rPr>
                 <w:sz w:val="20"/>
               </w:rPr>
-              <w:t>Meses que aguanta el capital</w:t>
+              <w:t>Cuántos meses puedo aguantar con el dinero que tengo.</w:t>
             </w:r>
           </w:p>
         </w:tc>
@@ -2846,7 +3809,7 @@
               <w:rPr>
                 <w:sz w:val="20"/>
               </w:rPr>
-              <w:t>Fase 0 + 12m post-Day-D con ~112k</w:t>
+              <w:t>**Fase 0 + 12m** post-Day-D con **USD 237.412** (Day-D caja **187.152**) — [MODELO_FINANCIERO_ZONIX_PHARMA.xlsx](MODELO_FINANCIERO_ZONIX_PHARMA.xlsx).</w:t>
             </w:r>
           </w:p>
         </w:tc>
@@ -2861,7 +3824,7 @@
               <w:rPr>
                 <w:sz w:val="20"/>
               </w:rPr>
-              <w:t>**Equilibrio mensual**</w:t>
+              <w:t>**Break-even**</w:t>
             </w:r>
           </w:p>
         </w:tc>
@@ -2874,7 +3837,7 @@
               <w:rPr>
                 <w:sz w:val="20"/>
               </w:rPr>
-              <w:t>Mes sin pérdida mensual</w:t>
+              <w:t>Mes en que el FCF mensual es ≥ 0.</w:t>
             </w:r>
           </w:p>
         </w:tc>
@@ -2887,7 +3850,7 @@
               <w:rPr>
                 <w:sz w:val="20"/>
               </w:rPr>
-              <w:t>**Casi M12** (~159 activas)</w:t>
+              <w:t>**Desde M5** en esc.1 (FCF M1–M4 negativo) — [MODELO_FINANCIERO_ZONIX_PHARMA.md](MODELO_FINANCIERO_ZONIX_PHARMA.md) S3.1.</w:t>
             </w:r>
           </w:p>
         </w:tc>
@@ -2902,7 +3865,7 @@
               <w:rPr>
                 <w:sz w:val="20"/>
               </w:rPr>
-              <w:t>**SAFE**</w:t>
+              <w:t>**ARPF**</w:t>
             </w:r>
           </w:p>
         </w:tc>
@@ -2915,7 +3878,7 @@
               <w:rPr>
                 <w:sz w:val="20"/>
               </w:rPr>
-              <w:t>Contrato simple de inversión</w:t>
+              <w:t>Average Revenue Per Farmacia.</w:t>
             </w:r>
           </w:p>
         </w:tc>
@@ -2928,7 +3891,7 @@
               <w:rPr>
                 <w:sz w:val="20"/>
               </w:rPr>
-              <w:t>~112k con cap **600k**</w:t>
+              <w:t>USD **~52**/mes **placeholder** hasta GMV piloto; cobro vigente = híbrido cuota **45/60/70** + **8%/7%/5%** GMV (§2.1).</w:t>
             </w:r>
           </w:p>
         </w:tc>
@@ -2943,7 +3906,7 @@
               <w:rPr>
                 <w:sz w:val="20"/>
               </w:rPr>
-              <w:t>**TAM / SAM / SOM**</w:t>
+              <w:t>**Payback**</w:t>
             </w:r>
           </w:p>
         </w:tc>
@@ -2956,7 +3919,7 @@
               <w:rPr>
                 <w:sz w:val="20"/>
               </w:rPr>
-              <w:t>Total / accesible / capturable</w:t>
+              <w:t>Meses para recuperar el CAC.</w:t>
             </w:r>
           </w:p>
         </w:tc>
@@ -2969,48 +3932,7 @@
               <w:rPr>
                 <w:sz w:val="20"/>
               </w:rPr>
-              <w:t>TAM **1.638M**; SOM **~159 M12**</w:t>
-            </w:r>
-          </w:p>
-        </w:tc>
-      </w:tr>
-      <w:tr>
-        <w:tc>
-          <w:tcPr>
-            <w:tcW w:type="dxa" w:w="2880"/>
-          </w:tcPr>
-          <w:p>
-            <w:r>
-              <w:rPr>
-                <w:sz w:val="20"/>
-              </w:rPr>
-              <w:t>**Ingreso medio por farmacia**</w:t>
-            </w:r>
-          </w:p>
-        </w:tc>
-        <w:tc>
-          <w:tcPr>
-            <w:tcW w:type="dxa" w:w="2880"/>
-          </w:tcPr>
-          <w:p>
-            <w:r>
-              <w:rPr>
-                <w:sz w:val="20"/>
-              </w:rPr>
-              <w:t>Promedio mensual por farmacia activa</w:t>
-            </w:r>
-          </w:p>
-        </w:tc>
-        <w:tc>
-          <w:tcPr>
-            <w:tcW w:type="dxa" w:w="2880"/>
-          </w:tcPr>
-          <w:p>
-            <w:r>
-              <w:rPr>
-                <w:sz w:val="20"/>
-              </w:rPr>
-              <w:t>**~USD 50/mes** *(placeholder)*</w:t>
+              <w:t>**~2,8 meses** (CAC/ARPF al placeholder). Recalibrar con ARPF híbrido real.</w:t>
             </w:r>
           </w:p>
         </w:tc>
@@ -3018,8 +3940,36 @@
     </w:tbl>
     <w:p/>
     <w:p>
-      <w:r>
-        <w:t>────────────────────────────────────────</w:t>
+      <w:pPr>
+        <w:pStyle w:val="Heading1"/>
+      </w:pPr>
+      <w:r>
+        <w:t>5. Decisiones que el founder se reserva (no están en el pack)</w:t>
+      </w:r>
+    </w:p>
+    <w:p>
+      <w:r>
+        <w:t>- Distribución de equity entre founders si el founder decide entrar uno técnico secundario en el año 2.</w:t>
+      </w:r>
+    </w:p>
+    <w:p>
+      <w:r>
+        <w:t>- Política de bonus por revenue para Sales B2B después del mes 6.</w:t>
+      </w:r>
+    </w:p>
+    <w:p>
+      <w:r>
+        <w:t>- Política de comisión adicional a Customer Support si responde &gt; 95% de tickets en 24h.</w:t>
+      </w:r>
+    </w:p>
+    <w:p>
+      <w:r>
+        <w:t>- Política de stock options post-Serie A.</w:t>
+      </w:r>
+    </w:p>
+    <w:p>
+      <w:r>
+        <w:t>Estas se documentarán en un anexo cuando lleguen al frente. Hoy no son bloqueantes.</w:t>
       </w:r>
     </w:p>
     <w:p>
@@ -3027,7 +3977,7 @@
         <w:pStyle w:val="Heading1"/>
       </w:pPr>
       <w:r>
-        <w:t>5. Tono del pitch</w:t>
+        <w:t>6. Tono del pitch</w:t>
       </w:r>
     </w:p>
     <w:p>
@@ -3038,10 +3988,10 @@
         <w:rPr>
           <w:b/>
         </w:rPr>
-        <w:t>Honesto</w:t>
-      </w:r>
-      <w:r>
-        <w:t xml:space="preserve"> sobre lo no hecho: “no tenemos ventas todavía, tenemos producto operativo y plan validado”.</w:t>
+        <w:t>Honesto sobre lo que no se ha hecho:</w:t>
+      </w:r>
+      <w:r>
+        <w:t xml:space="preserve"> "no tenemos ventas todavía; tenemos producto en staging y estamos cerrando early adopters en Valencia".</w:t>
       </w:r>
     </w:p>
     <w:p>
@@ -3052,10 +4002,10 @@
         <w:rPr>
           <w:b/>
         </w:rPr>
-        <w:t>Confiado</w:t>
-      </w:r>
-      <w:r>
-        <w:t xml:space="preserve"> sobre lo hecho: “443 pruebas, ~4 años de plataforma; entorno de prueba hoy, tiendas semanas 7–12”.</w:t>
+        <w:t>Confiado sobre lo que sí está hecho:</w:t>
+      </w:r>
+      <w:r>
+        <w:t xml:space="preserve"> "443 tests backend (re-verificar), ~4 años de stack; demo del happy path cuando P0-05 esté listo".</w:t>
       </w:r>
     </w:p>
     <w:p>
@@ -3066,47 +4016,119 @@
         <w:rPr>
           <w:b/>
         </w:rPr>
-        <w:t>Específico</w:t>
-      </w:r>
-      <w:r>
-        <w:t xml:space="preserve"> con números: </w:t>
+        <w:t>Específico con números:</w:t>
+      </w:r>
+      <w:r>
+        <w:t xml:space="preserve"> nunca decir "esperamos crecer mucho"; decir </w:t>
       </w:r>
       <w:r>
         <w:rPr>
           <w:b/>
         </w:rPr>
-        <w:t>~159 farmacias M12</w:t>
-      </w:r>
-      <w:r>
-        <w:t xml:space="preserve">, </w:t>
+        <w:t>USD 237.412</w:t>
+      </w:r>
+      <w:r>
+        <w:t xml:space="preserve"> SAFE Lean, Fase 0 </w:t>
       </w:r>
       <w:r>
         <w:rPr>
           <w:b/>
         </w:rPr>
-        <w:t>~USD 40.831</w:t>
-      </w:r>
-      <w:r>
-        <w:t xml:space="preserve"> cash cierre M12, casi equilibrio mensual M12.</w:t>
-      </w:r>
-    </w:p>
-    <w:p>
-      <w:r>
-        <w:t xml:space="preserve">- </w:t>
+        <w:t>50.260</w:t>
+      </w:r>
+      <w:r>
+        <w:t xml:space="preserve">, Day-D </w:t>
       </w:r>
       <w:r>
         <w:rPr>
           <w:b/>
         </w:rPr>
-        <w:t>Realista</w:t>
-      </w:r>
-      <w:r>
-        <w:t xml:space="preserve"> sobre Venezuela: inflación y complejidad regulatoria visibles, no escondidas.</w:t>
+        <w:t>187.152</w:t>
+      </w:r>
+      <w:r>
+        <w:t xml:space="preserve">, burn Y1 </w:t>
+      </w:r>
+      <w:r>
+        <w:rPr>
+          <w:b/>
+        </w:rPr>
+        <w:t>172.152</w:t>
+      </w:r>
+      <w:r>
+        <w:t xml:space="preserve">, </w:t>
+      </w:r>
+      <w:r>
+        <w:rPr>
+          <w:b/>
+        </w:rPr>
+        <w:t>~159 farmacias activas M12</w:t>
+      </w:r>
+      <w:r>
+        <w:t xml:space="preserve"> *(curva ref.)*, cash M12 </w:t>
+      </w:r>
+      <w:r>
+        <w:rPr>
+          <w:b/>
+        </w:rPr>
+        <w:t>246.231</w:t>
+      </w:r>
+      <w:r>
+        <w:t xml:space="preserve"> (esc.1: 187.152 + FCF +59.079), cuota </w:t>
+      </w:r>
+      <w:r>
+        <w:rPr>
+          <w:b/>
+        </w:rPr>
+        <w:t>45/60/70</w:t>
+      </w:r>
+      <w:r>
+        <w:t xml:space="preserve"> + ARPF </w:t>
+      </w:r>
+      <w:r>
+        <w:rPr>
+          <w:b/>
+        </w:rPr>
+        <w:t>~52</w:t>
+      </w:r>
+      <w:r>
+        <w:t xml:space="preserve"> ([MODELO_FINANCIERO_ZONIX_PHARMA.xlsx](MODELO_FINANCIERO_ZONIX_PHARMA.xlsx)).</w:t>
       </w:r>
     </w:p>
     <w:p>
       <w:r>
-        <w:t>────────────────────────────────────────</w:t>
+        <w:t xml:space="preserve">- </w:t>
+      </w:r>
+      <w:r>
+        <w:rPr>
+          <w:b/>
+        </w:rPr>
+        <w:t>Realista sobre Venezuela:</w:t>
+      </w:r>
+      <w:r>
+        <w:t xml:space="preserve"> mencionar la inflación de entrada, no esconder la complejidad regulatoria.</w:t>
+      </w:r>
+    </w:p>
+    <w:p>
+      <w:r>
+        <w:t xml:space="preserve">- </w:t>
+      </w:r>
+      <w:r>
+        <w:rPr>
+          <w:b/>
+        </w:rPr>
+        <w:t>Modular:</w:t>
+      </w:r>
+      <w:r>
+        <w:t xml:space="preserve"> ticket parcial (USD 25k–50k) sobre SAFE Lean </w:t>
+      </w:r>
+      <w:r>
+        <w:rPr>
+          <w:b/>
+        </w:rPr>
+        <w:t>237.412</w:t>
+      </w:r>
+      <w:r>
+        <w:t>.</w:t>
       </w:r>
     </w:p>
     <w:p>
@@ -3114,164 +4136,46 @@
         <w:pStyle w:val="Heading1"/>
       </w:pPr>
       <w:r>
-        <w:t>Qué nos gustaría que revises, Gabriel</w:t>
+        <w:t>7. Próximos pasos antes de la primera reunión con un inversor</w:t>
       </w:r>
     </w:p>
     <w:p>
       <w:r>
-        <w:t xml:space="preserve">1. </w:t>
+        <w:t>1. Completar los `[PENDIENTE]` restantes de [VOLCADO_RESPUESTAS_CUESTIONARIO.md](VOLCADO_RESPUESTAS_CUESTIONARIO.md).</w:t>
+      </w:r>
+    </w:p>
+    <w:p>
+      <w:r>
+        <w:t>2. Grabar demo producto 3–5 min ([DEMO_PRODUCTO_RX](../Inversionistas/500-latam/DEMO_PRODUCTO_RX.md)) y cerrar ≥1 farmacia piloto Valencia.</w:t>
+      </w:r>
+    </w:p>
+    <w:p>
+      <w:r>
+        <w:t>3. Visitar 5-8 farmacias de Bella Florida / San Diego / Av. Bolívar Norte con datos de contacto.</w:t>
+      </w:r>
+    </w:p>
+    <w:p>
+      <w:r>
+        <w:t xml:space="preserve">4. Tener cotización formal de </w:t>
       </w:r>
       <w:r>
         <w:rPr>
           <w:b/>
         </w:rPr>
-        <w:t>¿Las decisiones de zona piloto (Bella Florida + El Socorro) son las correctas</w:t>
-      </w:r>
-      <w:r>
-        <w:t xml:space="preserve"> para un piloto de 90 días, o desde Grupo Morr verías mejor otro corredor comercial en Valencia?</w:t>
+        <w:t>HQ casa</w:t>
+      </w:r>
+      <w:r>
+        <w:t xml:space="preserve"> y valla; cotizar abogado SAFE local.</w:t>
       </w:r>
     </w:p>
     <w:p>
       <w:r>
-        <w:t xml:space="preserve">2. </w:t>
-      </w:r>
-      <w:r>
-        <w:rPr>
-          <w:b/>
-        </w:rPr>
-        <w:t>¿El modelo “oferta primero” (B2B antes de tráfico masivo B2C) es realista</w:t>
-      </w:r>
-      <w:r>
-        <w:t xml:space="preserve"> en el mercado farmacéutico carabobeño, o el paciente debe activarse en paralelo desde el día 1?</w:t>
+        <w:t>5. Repasar [CHECKLIST_PRE_INVERSOR.md](CHECKLIST_PRE_INVERSOR.md) (P0-05 + P0-08).</w:t>
       </w:r>
     </w:p>
     <w:p>
       <w:r>
-        <w:t xml:space="preserve">3. </w:t>
-      </w:r>
-      <w:r>
-        <w:rPr>
-          <w:b/>
-        </w:rPr>
-        <w:t>¿Hay alguna decisión del §3 (lo que NO decimos) que deberíamos matizar</w:t>
-      </w:r>
-      <w:r>
-        <w:t xml:space="preserve"> al hablar con aliados locales — por ejemplo, expansión geográfica o integración con seguros?</w:t>
-      </w:r>
-    </w:p>
-    <w:p>
-      <w:r>
-        <w:t xml:space="preserve">4. </w:t>
-      </w:r>
-      <w:r>
-        <w:rPr>
-          <w:b/>
-        </w:rPr>
-        <w:t>¿El posicionamiento “mercado existente, no categoría nueva”</w:t>
-      </w:r>
-      <w:r>
-        <w:t xml:space="preserve"> comunica bien la oportunidad a un consultor de negocios en Valencia, o suena demasiado conservador?</w:t>
-      </w:r>
-    </w:p>
-    <w:p>
-      <w:r>
-        <w:t xml:space="preserve">5. </w:t>
-      </w:r>
-      <w:r>
-        <w:rPr>
-          <w:b/>
-        </w:rPr>
-        <w:t>¿La decisión de no contratar farmacéutico interno</w:t>
-      </w:r>
-      <w:r>
-        <w:t xml:space="preserve"> es obvia para quien conoce el sector local, o conviene explicarla más en reuniones con farmacias?</w:t>
-      </w:r>
-    </w:p>
-    <w:p>
-      <w:r>
-        <w:t>────────────────────────────────────────</w:t>
-      </w:r>
-    </w:p>
-    <w:p>
-      <w:pPr>
-        <w:pStyle w:val="Heading1"/>
-      </w:pPr>
-      <w:r>
-        <w:t>Disclaimers</w:t>
-      </w:r>
-    </w:p>
-    <w:p>
-      <w:r>
-        <w:t xml:space="preserve">- </w:t>
-      </w:r>
-      <w:r>
-        <w:rPr>
-          <w:b/>
-        </w:rPr>
-        <w:t>Pre-seed / sin revenue:</w:t>
-      </w:r>
-      <w:r>
-        <w:t xml:space="preserve"> cifras con supuestos documentados; </w:t>
-      </w:r>
-      <w:r>
-        <w:rPr>
-          <w:b/>
-        </w:rPr>
-        <w:t>ingreso medio ~USD 50/mes</w:t>
-      </w:r>
-      <w:r>
-        <w:t xml:space="preserve"> es placeholder hasta ventas piloto reales.</w:t>
-      </w:r>
-    </w:p>
-    <w:p>
-      <w:r>
-        <w:t xml:space="preserve">- </w:t>
-      </w:r>
-      <w:r>
-        <w:rPr>
-          <w:b/>
-        </w:rPr>
-        <w:t>Regulatorio:</w:t>
-      </w:r>
-      <w:r>
-        <w:t xml:space="preserve"> Zonix no sustituye al farmacéutico titular ni al criterio médico; dictamen legal pendiente antes de Day-D público.</w:t>
-      </w:r>
-    </w:p>
-    <w:p>
-      <w:r>
-        <w:t xml:space="preserve">- </w:t>
-      </w:r>
-      <w:r>
-        <w:rPr>
-          <w:b/>
-        </w:rPr>
-        <w:t>Inflación VE:</w:t>
-      </w:r>
-      <w:r>
-        <w:t xml:space="preserve"> cifras </w:t>
-      </w:r>
-      <w:r>
-        <w:rPr>
-          <w:b/>
-        </w:rPr>
-        <w:t>mayo–junio 2026</w:t>
-      </w:r>
-      <w:r>
-        <w:t>; reconfirmación trimestral recomendada.</w:t>
-      </w:r>
-    </w:p>
-    <w:p>
-      <w:r>
-        <w:t xml:space="preserve">- </w:t>
-      </w:r>
-      <w:r>
-        <w:rPr>
-          <w:b/>
-        </w:rPr>
-        <w:t>Decisiones documentadas:</w:t>
-      </w:r>
-      <w:r>
-        <w:t xml:space="preserve"> reflejan el criterio del founder a junio 2026; pueden ajustarse con feedback de aliados como Gabriel antes de Fase 0.</w:t>
+        <w:t>6. Outreach Plan A: Epakon / Casa212 / ALGEN — 500 solo con gate verde.</w:t>
       </w:r>
     </w:p>
     <w:sectPr>
